--- a/portfolio/เอกสารสรุปการพัฒนา_Mini_Project.docx
+++ b/portfolio/เอกสารสรุปการพัฒนา_Mini_Project.docx
@@ -1,22 +1,39 @@
 
 <file path=word/document.xml><?xml version="1.0" encoding="utf-8"?>
-<w:document xmlns:w="http://schemas.openxmlformats.org/wordprocessingml/2006/main" xmlns:r="http://schemas.openxmlformats.org/officeDocument/2006/relationships" xmlns:wp="http://schemas.openxmlformats.org/drawingml/2006/wordprocessingDrawing" xmlns:a="http://schemas.openxmlformats.org/drawingml/2006/main" xmlns:pic="http://schemas.openxmlformats.org/drawingml/2006/picture">
+<w:document xmlns:wpc="http://schemas.microsoft.com/office/word/2010/wordprocessingCanvas" xmlns:cx="http://schemas.microsoft.com/office/drawing/2014/chartex" xmlns:cx1="http://schemas.microsoft.com/office/drawing/2015/9/8/chartex" xmlns:mc="http://schemas.openxmlformats.org/markup-compatibility/2006" xmlns:o="urn:schemas-microsoft-com:office:office" xmlns:r="http://schemas.openxmlformats.org/officeDocument/2006/relationships" xmlns:m="http://schemas.openxmlformats.org/officeDocument/2006/math" xmlns:v="urn:schemas-microsoft-com:vml" xmlns:wp14="http://schemas.microsoft.com/office/word/2010/wordprocessingDrawing" xmlns:wp="http://schemas.openxmlformats.org/drawingml/2006/wordprocessingDrawing" xmlns:w10="urn:schemas-microsoft-com:office:word" xmlns:w="http://schemas.openxmlformats.org/wordprocessingml/2006/main" xmlns:w14="http://schemas.microsoft.com/office/word/2010/wordml" xmlns:w15="http://schemas.microsoft.com/office/word/2012/wordml" xmlns:w16se="http://schemas.microsoft.com/office/word/2015/wordml/symex" xmlns:wpg="http://schemas.microsoft.com/office/word/2010/wordprocessingGroup" xmlns:wpi="http://schemas.microsoft.com/office/word/2010/wordprocessingInk" xmlns:wne="http://schemas.microsoft.com/office/word/2006/wordml" xmlns:wps="http://schemas.microsoft.com/office/word/2010/wordprocessingShape" mc:Ignorable="w14 w15 w16se wp14">
   <w:body>
     <w:p>
       <w:pPr>
         <w:pStyle w:val="Heading1"/>
       </w:pPr>
       <w:r>
-        <w:t xml:space="preserve">เอกสารสรุปการพัฒนา Mini Project</w:t>
-      </w:r>
-    </w:p>
-    <w:p>
-      <w:pPr/>
+        <w:rPr>
+          <w:rFonts w:cs="Angsana New"/>
+          <w:bCs/>
+          <w:szCs w:val="32"/>
+          <w:cs/>
+        </w:rPr>
+        <w:t xml:space="preserve">เอกสารสรุปการพัฒนา </w:t>
+      </w:r>
+      <w:r>
+        <w:t>Mini Project</w:t>
+      </w:r>
+    </w:p>
+    <w:p>
       <w:r>
         <w:rPr>
           <w:b/>
         </w:rPr>
-        <w:t xml:space="preserve">Personal Portfolio Website: เว็บไซต์แนะนำตนเองเพื่อเตรียมสมัครงาน</w:t>
+        <w:t>Personal Portfolio Website</w:t>
+      </w:r>
+      <w:r>
+        <w:rPr>
+          <w:rFonts w:cs="Angsana New"/>
+          <w:b/>
+          <w:bCs/>
+          <w:cs/>
+        </w:rPr>
+        <w:t>: เว็บไซต์แนะนำตนเองเพื่อเตรียมสมัครงาน</w:t>
       </w:r>
     </w:p>
     <w:p>
@@ -24,7 +41,16 @@
         <w:pStyle w:val="Heading2"/>
       </w:pPr>
       <w:r>
-        <w:t xml:space="preserve">1. ข้อมูลผู้จัดทำ</w:t>
+        <w:t>1</w:t>
+      </w:r>
+      <w:r>
+        <w:rPr>
+          <w:rFonts w:cs="Angsana New"/>
+          <w:bCs/>
+          <w:szCs w:val="26"/>
+          <w:cs/>
+        </w:rPr>
+        <w:t>. ข้อมูลผู้จัดทำ</w:t>
       </w:r>
     </w:p>
     <w:p>
@@ -36,7 +62,11 @@
         </w:numPr>
       </w:pPr>
       <w:r>
-        <w:t xml:space="preserve">ชื่อ-นามสกุล: นาย ศุภกิตติ์ สุทธิรัตนากร (เคน)</w:t>
+        <w:rPr>
+          <w:rFonts w:cs="Angsana New"/>
+          <w:cs/>
+        </w:rPr>
+        <w:t>ชื่อ-นามสกุล: นาย ศุภกิตติ์ สุทธิรัตนากร (เคน)</w:t>
       </w:r>
     </w:p>
     <w:p>
@@ -48,7 +78,14 @@
         </w:numPr>
       </w:pPr>
       <w:r>
-        <w:t xml:space="preserve">รหัสนักศึกษา: 684259035</w:t>
+        <w:rPr>
+          <w:rFonts w:cs="Angsana New"/>
+          <w:cs/>
+        </w:rPr>
+        <w:t xml:space="preserve">รหัสนักศึกษา: </w:t>
+      </w:r>
+      <w:r>
+        <w:t>684259035</w:t>
       </w:r>
     </w:p>
     <w:p>
@@ -60,7 +97,21 @@
         </w:numPr>
       </w:pPr>
       <w:r>
-        <w:t xml:space="preserve">สาขา: วิศวกรรมซอฟต์แวร์ คณะวิทยาศาสตร์และเทคโนโลยี ชั้นปีที่ 2 มหาวิทยาลัยราชภัฏนครปฐม</w:t>
+        <w:rPr>
+          <w:rFonts w:cs="Angsana New"/>
+          <w:cs/>
+        </w:rPr>
+        <w:t xml:space="preserve">สาขา: วิศวกรรมซอฟต์แวร์ คณะวิทยาศาสตร์และเทคโนโลยี ชั้นปีที่ </w:t>
+      </w:r>
+      <w:r>
+        <w:t xml:space="preserve">2 </w:t>
+      </w:r>
+      <w:r>
+        <w:rPr>
+          <w:rFonts w:cs="Angsana New"/>
+          <w:cs/>
+        </w:rPr>
+        <w:t>มหาวิทยาลัยราชภัฏนครปฐม</w:t>
       </w:r>
     </w:p>
     <w:p>
@@ -68,13 +119,72 @@
         <w:pStyle w:val="Heading2"/>
       </w:pPr>
       <w:r>
-        <w:t xml:space="preserve">2. แนวคิดและวัตถุประสงค์</w:t>
-      </w:r>
-    </w:p>
-    <w:p>
-      <w:pPr/>
-      <w:r>
-        <w:t xml:space="preserve">เว็บไซต์นี้จัดทำขึ้นเพื่อใช้เป็น Portfolio แนะนำตนเอง ทักษะ และผลงาน สำหรับประกอบการสมัครงานและฝึกงานในตำแหน่ง Front-end Developer โดยมีเป้าหมายพัฒนาทักษะด้าน Backend และการออกแบบฐานข้อมูลควบคู่กันไป กลุ่มเป้าหมายคือผู้ประกอบการ ฝ่ายบุคคล และผู้สัมภาษณ์งานที่ต้องการดูข้อมูลของผู้สมัครได้รวดเร็วและเข้าใจง่าย</w:t>
+        <w:t>2</w:t>
+      </w:r>
+      <w:r>
+        <w:rPr>
+          <w:rFonts w:cs="Angsana New"/>
+          <w:bCs/>
+          <w:szCs w:val="26"/>
+          <w:cs/>
+        </w:rPr>
+        <w:t>. แนวคิดและวัตถุประสงค์</w:t>
+      </w:r>
+    </w:p>
+    <w:p>
+      <w:r>
+        <w:rPr>
+          <w:rFonts w:cs="Angsana New"/>
+          <w:cs/>
+        </w:rPr>
+        <w:t xml:space="preserve">เว็บไซต์นี้จัดทำขึ้นเพื่อใช้เป็น </w:t>
+      </w:r>
+      <w:r>
+        <w:t xml:space="preserve">Portfolio </w:t>
+      </w:r>
+      <w:r>
+        <w:rPr>
+          <w:rFonts w:cs="Angsana New"/>
+          <w:cs/>
+        </w:rPr>
+        <w:t xml:space="preserve">แนะนำตนเอง ทักษะ และผลงาน สำหรับประกอบการสมัครงานและฝึกงานในตำแหน่ง </w:t>
+      </w:r>
+      <w:r>
+        <w:t>Front</w:t>
+      </w:r>
+      <w:r>
+        <w:rPr>
+          <w:rFonts w:cs="Angsana New"/>
+          <w:cs/>
+        </w:rPr>
+        <w:t>-</w:t>
+      </w:r>
+      <w:r>
+        <w:t xml:space="preserve">end Developer </w:t>
+      </w:r>
+      <w:r>
+        <w:rPr>
+          <w:rFonts w:cs="Angsana New"/>
+          <w:cs/>
+        </w:rPr>
+        <w:t>โดยมีเป้าหมาย</w:t>
+      </w:r>
+      <w:r>
+        <w:rPr>
+          <w:rFonts w:cs="Angsana New"/>
+          <w:cs/>
+        </w:rPr>
+        <w:t xml:space="preserve">พัฒนาทักษะด้าน </w:t>
+      </w:r>
+      <w:r>
+        <w:t xml:space="preserve">Backend </w:t>
+      </w:r>
+      <w:r>
+        <w:rPr>
+          <w:rFonts w:cs="Angsana New"/>
+          <w:cs/>
+        </w:rPr>
+        <w:t>และการออกแบบฐานข้อมูลควบคู่กันไป กลุ่มเป้าหมายคือผู้ประกอบการ ฝ่ายบุคคล และผู้สัมภาษณ์งานที่ต้องการดูข้อมูลของผู้สมัครได้รวดเร็วและเข้าใจง่าย</w:t>
       </w:r>
     </w:p>
     <w:p>
@@ -82,7 +192,16 @@
         <w:pStyle w:val="Heading2"/>
       </w:pPr>
       <w:r>
-        <w:t xml:space="preserve">3. โครงสร้างเว็บไซต์</w:t>
+        <w:t>3</w:t>
+      </w:r>
+      <w:r>
+        <w:rPr>
+          <w:rFonts w:cs="Angsana New"/>
+          <w:bCs/>
+          <w:szCs w:val="26"/>
+          <w:cs/>
+        </w:rPr>
+        <w:t>. โครงสร้างเว็บไซต์</w:t>
       </w:r>
     </w:p>
     <w:tbl>
@@ -90,7 +209,7 @@
         <w:tblStyle w:val="TableGrid"/>
         <w:tblW w:w="0" w:type="auto"/>
         <w:tblLayout w:type="fixed"/>
-        <w:tblLook w:val="04A0" w:firstRow="1" w:lastRow="0" w:firstColumn="0" w:lastColumn="0" w:noHBand="0" w:noVBand="1"/>
+        <w:tblLook w:val="0420" w:firstRow="1" w:lastRow="0" w:firstColumn="0" w:lastColumn="0" w:noHBand="0" w:noVBand="1"/>
       </w:tblPr>
       <w:tblGrid>
         <w:gridCol w:w="3120"/>
@@ -107,9 +226,12 @@
             <w:shd w:val="clear" w:color="auto" w:fill="F2F2F2"/>
           </w:tcPr>
           <w:p>
-            <w:pPr/>
-            <w:r>
-              <w:t xml:space="preserve">ชื่อหน้า</w:t>
+            <w:r>
+              <w:rPr>
+                <w:rFonts w:cs="Angsana New"/>
+                <w:cs/>
+              </w:rPr>
+              <w:t>ชื่อหน้า</w:t>
             </w:r>
           </w:p>
         </w:tc>
@@ -119,9 +241,12 @@
             <w:shd w:val="clear" w:color="auto" w:fill="F2F2F2"/>
           </w:tcPr>
           <w:p>
-            <w:pPr/>
-            <w:r>
-              <w:t xml:space="preserve">ชื่อไฟล์</w:t>
+            <w:r>
+              <w:rPr>
+                <w:rFonts w:cs="Angsana New"/>
+                <w:cs/>
+              </w:rPr>
+              <w:t>ชื่อไฟล์</w:t>
             </w:r>
           </w:p>
         </w:tc>
@@ -131,9 +256,12 @@
             <w:shd w:val="clear" w:color="auto" w:fill="F2F2F2"/>
           </w:tcPr>
           <w:p>
-            <w:pPr/>
-            <w:r>
-              <w:t xml:space="preserve">เนื้อหา</w:t>
+            <w:r>
+              <w:rPr>
+                <w:rFonts w:cs="Angsana New"/>
+                <w:cs/>
+              </w:rPr>
+              <w:t>เนื้อหา</w:t>
             </w:r>
           </w:p>
         </w:tc>
@@ -144,9 +272,12 @@
             <w:tcW w:w="3120" w:type="dxa"/>
           </w:tcPr>
           <w:p>
-            <w:pPr/>
-            <w:r>
-              <w:t xml:space="preserve">หน้าแรก</w:t>
+            <w:r>
+              <w:rPr>
+                <w:rFonts w:cs="Angsana New"/>
+                <w:cs/>
+              </w:rPr>
+              <w:t>หน้าแรก</w:t>
             </w:r>
           </w:p>
         </w:tc>
@@ -155,9 +286,18 @@
             <w:tcW w:w="1755" w:type="dxa"/>
           </w:tcPr>
           <w:p>
-            <w:pPr/>
-            <w:r>
-              <w:t xml:space="preserve">index.html</w:t>
+            <w:r>
+              <w:t>index</w:t>
+            </w:r>
+            <w:r>
+              <w:rPr>
+                <w:rFonts w:cs="Angsana New"/>
+                <w:cs/>
+              </w:rPr>
+              <w:t>.</w:t>
+            </w:r>
+            <w:r>
+              <w:t>html</w:t>
             </w:r>
           </w:p>
         </w:tc>
@@ -166,9 +306,29 @@
             <w:tcW w:w="3120" w:type="dxa"/>
           </w:tcPr>
           <w:p>
-            <w:pPr/>
-            <w:r>
-              <w:t xml:space="preserve">รูปประจำตัว ชื่อ ตำแหน่งงานที่สนใจ ข้อความแนะนำตัว ปุ่มดูผลงาน และจุดเด่น 3 ข้อ</w:t>
+            <w:r>
+              <w:rPr>
+                <w:rFonts w:cs="Angsana New"/>
+                <w:cs/>
+              </w:rPr>
+              <w:t>รูปประจำตัว ชื่อ ตำแหน่ง</w:t>
+            </w:r>
+            <w:r>
+              <w:rPr>
+                <w:rFonts w:cs="Angsana New"/>
+                <w:cs/>
+              </w:rPr>
+              <w:t xml:space="preserve">งานที่สนใจ ข้อความแนะนำตัว ปุ่มดูผลงาน และจุดเด่น </w:t>
+            </w:r>
+            <w:r>
+              <w:t xml:space="preserve">3 </w:t>
+            </w:r>
+            <w:r>
+              <w:rPr>
+                <w:rFonts w:cs="Angsana New"/>
+                <w:cs/>
+              </w:rPr>
+              <w:t>ข้อ</w:t>
             </w:r>
           </w:p>
         </w:tc>
@@ -179,9 +339,12 @@
             <w:tcW w:w="3120" w:type="dxa"/>
           </w:tcPr>
           <w:p>
-            <w:pPr/>
-            <w:r>
-              <w:t xml:space="preserve">ประวัติและทักษะ</w:t>
+            <w:r>
+              <w:rPr>
+                <w:rFonts w:cs="Angsana New"/>
+                <w:cs/>
+              </w:rPr>
+              <w:t>ประวัติและทักษะ</w:t>
             </w:r>
           </w:p>
         </w:tc>
@@ -190,9 +353,18 @@
             <w:tcW w:w="1755" w:type="dxa"/>
           </w:tcPr>
           <w:p>
-            <w:pPr/>
-            <w:r>
-              <w:t xml:space="preserve">about.html</w:t>
+            <w:r>
+              <w:t>about</w:t>
+            </w:r>
+            <w:r>
+              <w:rPr>
+                <w:rFonts w:cs="Angsana New"/>
+                <w:cs/>
+              </w:rPr>
+              <w:t>.</w:t>
+            </w:r>
+            <w:r>
+              <w:t>html</w:t>
             </w:r>
           </w:p>
         </w:tc>
@@ -201,9 +373,12 @@
             <w:tcW w:w="3120" w:type="dxa"/>
           </w:tcPr>
           <w:p>
-            <w:pPr/>
-            <w:r>
-              <w:t xml:space="preserve">ประวัติส่วนตัว การศึกษา เป้าหมาย ทักษะด้านเทคนิคและทักษะการทำงาน ประสบการณ์/กิจกรรม</w:t>
+            <w:r>
+              <w:rPr>
+                <w:rFonts w:cs="Angsana New"/>
+                <w:cs/>
+              </w:rPr>
+              <w:t>ประวัติส่วนตัว การศึกษา เป้าหมาย ทักษะด้านเทคนิคและทักษะการทำงาน ประสบการณ์/กิจกรรม</w:t>
             </w:r>
           </w:p>
         </w:tc>
@@ -214,9 +389,12 @@
             <w:tcW w:w="3120" w:type="dxa"/>
           </w:tcPr>
           <w:p>
-            <w:pPr/>
-            <w:r>
-              <w:t xml:space="preserve">ผลงาน</w:t>
+            <w:r>
+              <w:rPr>
+                <w:rFonts w:cs="Angsana New"/>
+                <w:cs/>
+              </w:rPr>
+              <w:t>ผลงาน</w:t>
             </w:r>
           </w:p>
         </w:tc>
@@ -225,9 +403,18 @@
             <w:tcW w:w="1755" w:type="dxa"/>
           </w:tcPr>
           <w:p>
-            <w:pPr/>
-            <w:r>
-              <w:t xml:space="preserve">projects.html</w:t>
+            <w:r>
+              <w:t>projects</w:t>
+            </w:r>
+            <w:r>
+              <w:rPr>
+                <w:rFonts w:cs="Angsana New"/>
+                <w:cs/>
+              </w:rPr>
+              <w:t>.</w:t>
+            </w:r>
+            <w:r>
+              <w:t>html</w:t>
             </w:r>
           </w:p>
         </w:tc>
@@ -236,9 +423,22 @@
             <w:tcW w:w="3120" w:type="dxa"/>
           </w:tcPr>
           <w:p>
-            <w:pPr/>
-            <w:r>
-              <w:t xml:space="preserve">ผลงาน 3 ชิ้น พร้อมภาพ คำอธิบาย หน้าที่รับผิดชอบ เครื่องมือที่ใช้ และลิงก์</w:t>
+            <w:r>
+              <w:rPr>
+                <w:rFonts w:cs="Angsana New"/>
+                <w:cs/>
+              </w:rPr>
+              <w:t xml:space="preserve">ผลงาน </w:t>
+            </w:r>
+            <w:r>
+              <w:t xml:space="preserve">3 </w:t>
+            </w:r>
+            <w:r>
+              <w:rPr>
+                <w:rFonts w:cs="Angsana New"/>
+                <w:cs/>
+              </w:rPr>
+              <w:t>ชิ้น พร้อมภาพ คำอธิบาย หน้าที่รับผิดชอบ เครื่องมือที่ใช้ และลิงก์</w:t>
             </w:r>
           </w:p>
         </w:tc>
@@ -249,9 +449,12 @@
             <w:tcW w:w="3120" w:type="dxa"/>
           </w:tcPr>
           <w:p>
-            <w:pPr/>
-            <w:r>
-              <w:t xml:space="preserve">ติดต่อ</w:t>
+            <w:r>
+              <w:rPr>
+                <w:rFonts w:cs="Angsana New"/>
+                <w:cs/>
+              </w:rPr>
+              <w:t>ติดต่อ</w:t>
             </w:r>
           </w:p>
         </w:tc>
@@ -260,9 +463,18 @@
             <w:tcW w:w="1755" w:type="dxa"/>
           </w:tcPr>
           <w:p>
-            <w:pPr/>
-            <w:r>
-              <w:t xml:space="preserve">contact.html</w:t>
+            <w:r>
+              <w:t>contact</w:t>
+            </w:r>
+            <w:r>
+              <w:rPr>
+                <w:rFonts w:cs="Angsana New"/>
+                <w:cs/>
+              </w:rPr>
+              <w:t>.</w:t>
+            </w:r>
+            <w:r>
+              <w:t>html</w:t>
             </w:r>
           </w:p>
         </w:tc>
@@ -271,27 +483,91 @@
             <w:tcW w:w="3120" w:type="dxa"/>
           </w:tcPr>
           <w:p>
-            <w:pPr/>
-            <w:r>
-              <w:t xml:space="preserve">อีเมล GitHub Facebook และแบบฟอร์มส่งข้อความ (ยังไม่เชื่อมระบบส่งจริง)</w:t>
+            <w:r>
+              <w:rPr>
+                <w:rFonts w:cs="Angsana New"/>
+                <w:cs/>
+              </w:rPr>
+              <w:t xml:space="preserve">อีเมล </w:t>
+            </w:r>
+            <w:r>
+              <w:t xml:space="preserve">GitHub Facebook </w:t>
+            </w:r>
+            <w:r>
+              <w:rPr>
+                <w:rFonts w:cs="Angsana New"/>
+                <w:cs/>
+              </w:rPr>
+              <w:t>และแบบฟอร์มส่งข้อความ (ยังไม่เชื่อมระบบส่งจริง)</w:t>
             </w:r>
           </w:p>
         </w:tc>
       </w:tr>
     </w:tbl>
     <w:p>
-      <w:pPr/>
-      <w:r>
+      <w:r>
+        <w:rPr>
+          <w:rFonts w:cs="Angsana New"/>
+          <w:cs/>
+        </w:rPr>
         <w:t xml:space="preserve">ทุกหน้าใช้ไฟล์ </w:t>
       </w:r>
-      <w:r>
-        <w:rPr>
-          <w:rStyle w:val="CodeChar"/>
-        </w:rPr>
-        <w:t xml:space="preserve">css/style.css</w:t>
-      </w:r>
-      <w:r>
-        <w:t xml:space="preserve"> ร่วมกัน และมีเมนูเชื่อมถึงกันครบ 4 หน้า</w:t>
+      <w:proofErr w:type="spellStart"/>
+      <w:r>
+        <w:rPr>
+          <w:rStyle w:val="CodeChar"/>
+        </w:rPr>
+        <w:t>css</w:t>
+      </w:r>
+      <w:proofErr w:type="spellEnd"/>
+      <w:r>
+        <w:rPr>
+          <w:rStyle w:val="CodeChar"/>
+          <w:rFonts w:cs="Angsana New"/>
+          <w:szCs w:val="20"/>
+          <w:cs/>
+        </w:rPr>
+        <w:t>/</w:t>
+      </w:r>
+      <w:r>
+        <w:rPr>
+          <w:rStyle w:val="CodeChar"/>
+        </w:rPr>
+        <w:t>style</w:t>
+      </w:r>
+      <w:r>
+        <w:rPr>
+          <w:rStyle w:val="CodeChar"/>
+          <w:rFonts w:cs="Angsana New"/>
+          <w:szCs w:val="20"/>
+          <w:cs/>
+        </w:rPr>
+        <w:t>.</w:t>
+      </w:r>
+      <w:proofErr w:type="spellStart"/>
+      <w:r>
+        <w:rPr>
+          <w:rStyle w:val="CodeChar"/>
+        </w:rPr>
+        <w:t>css</w:t>
+      </w:r>
+      <w:proofErr w:type="spellEnd"/>
+      <w:r>
+        <w:rPr>
+          <w:rFonts w:cs="Angsana New"/>
+          <w:cs/>
+        </w:rPr>
+        <w:t xml:space="preserve"> ร่วมกัน และมีเมนูเชื่อมถึงกันครบ </w:t>
+      </w:r>
+      <w:r>
+        <w:t xml:space="preserve">4 </w:t>
+      </w:r>
+      <w:r>
+        <w:rPr>
+          <w:rFonts w:cs="Angsana New"/>
+          <w:cs/>
+        </w:rPr>
+        <w:t>หน้า</w:t>
       </w:r>
     </w:p>
     <w:p>
@@ -299,7 +575,16 @@
         <w:pStyle w:val="Heading2"/>
       </w:pPr>
       <w:r>
-        <w:t xml:space="preserve">4. การออกแบบเว็บไซต์</w:t>
+        <w:t>4</w:t>
+      </w:r>
+      <w:r>
+        <w:rPr>
+          <w:rFonts w:cs="Angsana New"/>
+          <w:bCs/>
+          <w:szCs w:val="26"/>
+          <w:cs/>
+        </w:rPr>
+        <w:t>. การออกแบบเว็บไซต์</w:t>
       </w:r>
     </w:p>
     <w:p>
@@ -312,30 +597,48 @@
       </w:pPr>
       <w:r>
         <w:rPr>
+          <w:rFonts w:cs="Angsana New"/>
           <w:b/>
-        </w:rPr>
-        <w:t xml:space="preserve">สีหลัก:</w:t>
-      </w:r>
-      <w:r>
+          <w:bCs/>
+          <w:cs/>
+        </w:rPr>
+        <w:t>สีหลัก:</w:t>
+      </w:r>
+      <w:r>
+        <w:rPr>
+          <w:rFonts w:cs="Angsana New"/>
+          <w:cs/>
+        </w:rPr>
         <w:t xml:space="preserve"> ดำ </w:t>
       </w:r>
       <w:r>
         <w:rPr>
           <w:rStyle w:val="CodeChar"/>
         </w:rPr>
-        <w:t xml:space="preserve">#111111</w:t>
-      </w:r>
-      <w:r>
+        <w:t>#111111</w:t>
+      </w:r>
+      <w:r>
+        <w:rPr>
+          <w:rFonts w:cs="Angsana New"/>
+          <w:cs/>
+        </w:rPr>
         <w:t xml:space="preserve"> และเทาเข้ม </w:t>
       </w:r>
       <w:r>
         <w:rPr>
           <w:rStyle w:val="CodeChar"/>
         </w:rPr>
-        <w:t xml:space="preserve">#404040</w:t>
-      </w:r>
-      <w:r>
-        <w:t xml:space="preserve"> สำหรับสถานะ hover</w:t>
+        <w:t>#404040</w:t>
+      </w:r>
+      <w:r>
+        <w:rPr>
+          <w:rFonts w:cs="Angsana New"/>
+          <w:cs/>
+        </w:rPr>
+        <w:t xml:space="preserve"> สำหรับสถานะ </w:t>
+      </w:r>
+      <w:r>
+        <w:t>hover</w:t>
       </w:r>
     </w:p>
     <w:p>
@@ -348,45 +651,64 @@
       </w:pPr>
       <w:r>
         <w:rPr>
+          <w:rFonts w:cs="Angsana New"/>
           <w:b/>
-        </w:rPr>
-        <w:t xml:space="preserve">สีรอง:</w:t>
-      </w:r>
-      <w:r>
+          <w:bCs/>
+          <w:cs/>
+        </w:rPr>
+        <w:t>สีรอง:</w:t>
+      </w:r>
+      <w:r>
+        <w:rPr>
+          <w:rFonts w:cs="Angsana New"/>
+          <w:cs/>
+        </w:rPr>
         <w:t xml:space="preserve"> พื้นหลังขาว </w:t>
       </w:r>
       <w:r>
         <w:rPr>
           <w:rStyle w:val="CodeChar"/>
         </w:rPr>
-        <w:t xml:space="preserve">#FFFFFF</w:t>
-      </w:r>
-      <w:r>
+        <w:t>#FFFFFF</w:t>
+      </w:r>
+      <w:r>
+        <w:rPr>
+          <w:rFonts w:cs="Angsana New"/>
+          <w:cs/>
+        </w:rPr>
         <w:t xml:space="preserve"> เทาอ่อน </w:t>
       </w:r>
       <w:r>
         <w:rPr>
           <w:rStyle w:val="CodeChar"/>
         </w:rPr>
-        <w:t xml:space="preserve">#EDEDED</w:t>
-      </w:r>
-      <w:r>
+        <w:t>#EDEDED</w:t>
+      </w:r>
+      <w:r>
+        <w:rPr>
+          <w:rFonts w:cs="Angsana New"/>
+          <w:cs/>
+        </w:rPr>
         <w:t xml:space="preserve"> พื้นการ์ด </w:t>
       </w:r>
       <w:r>
         <w:rPr>
           <w:rStyle w:val="CodeChar"/>
         </w:rPr>
-        <w:t xml:space="preserve">#F7F7F7</w:t>
-      </w:r>
-      <w:r>
+        <w:t>#F7F7F7</w:t>
+      </w:r>
+      <w:r>
+        <w:rPr>
+          <w:rFonts w:cs="Angsana New"/>
+          <w:cs/>
+        </w:rPr>
         <w:t xml:space="preserve"> และเส้นขอบ </w:t>
       </w:r>
       <w:r>
         <w:rPr>
           <w:rStyle w:val="CodeChar"/>
         </w:rPr>
-        <w:t xml:space="preserve">#CFCFCF</w:t>
+        <w:t>#CFCFCF</w:t>
       </w:r>
     </w:p>
     <w:p>
@@ -399,21 +721,42 @@
       </w:pPr>
       <w:r>
         <w:rPr>
+          <w:rFonts w:cs="Angsana New"/>
           <w:b/>
-        </w:rPr>
-        <w:t xml:space="preserve">สีข้อความ:</w:t>
-      </w:r>
-      <w:r>
+          <w:bCs/>
+          <w:cs/>
+        </w:rPr>
+        <w:t>สีข้อความ:</w:t>
+      </w:r>
+      <w:r>
+        <w:rPr>
+          <w:rFonts w:cs="Angsana New"/>
+          <w:cs/>
+        </w:rPr>
         <w:t xml:space="preserve"> ดำ </w:t>
       </w:r>
       <w:r>
         <w:rPr>
           <w:rStyle w:val="CodeChar"/>
         </w:rPr>
-        <w:t xml:space="preserve">#111111</w:t>
-      </w:r>
-      <w:r>
-        <w:t xml:space="preserve"> บนพื้นขาว เพื่อให้อ่านง่ายและมี Contrast สูง</w:t>
+        <w:t>#111111</w:t>
+      </w:r>
+      <w:r>
+        <w:rPr>
+          <w:rFonts w:cs="Angsana New"/>
+          <w:cs/>
+        </w:rPr>
+        <w:t xml:space="preserve"> บนพื้นขาว เพื่อให้อ่านง่ายและมี </w:t>
+      </w:r>
+      <w:r>
+        <w:t xml:space="preserve">Contrast </w:t>
+      </w:r>
+      <w:r>
+        <w:rPr>
+          <w:rFonts w:cs="Angsana New"/>
+          <w:cs/>
+        </w:rPr>
+        <w:t>สูง</w:t>
       </w:r>
     </w:p>
     <w:p>
@@ -426,12 +769,45 @@
       </w:pPr>
       <w:r>
         <w:rPr>
+          <w:rFonts w:cs="Angsana New"/>
           <w:b/>
-        </w:rPr>
-        <w:t xml:space="preserve">ตัวอักษร:</w:t>
-      </w:r>
-      <w:r>
-        <w:t xml:space="preserve"> ใช้ฟอนต์ Tahoma และมีฟอนต์สำรองเป็น sans-serif</w:t>
+          <w:bCs/>
+          <w:cs/>
+        </w:rPr>
+        <w:t>ตัวอักษร:</w:t>
+      </w:r>
+      <w:r>
+        <w:rPr>
+          <w:rFonts w:cs="Angsana New"/>
+          <w:cs/>
+        </w:rPr>
+        <w:t xml:space="preserve"> ใช้ฟอนต์ </w:t>
+      </w:r>
+      <w:r>
+        <w:t xml:space="preserve">Tahoma </w:t>
+      </w:r>
+      <w:r>
+        <w:rPr>
+          <w:rFonts w:cs="Angsana New"/>
+          <w:cs/>
+        </w:rPr>
+        <w:t xml:space="preserve">และมีฟอนต์สำรองเป็น </w:t>
+      </w:r>
+      <w:r>
+        <w:t>sans</w:t>
+      </w:r>
+      <w:r>
+        <w:rPr>
+          <w:rFonts w:cs="Angsana New"/>
+          <w:cs/>
+        </w:rPr>
+        <w:t>-</w:t>
+      </w:r>
+      <w:r>
+        <w:t>se</w:t>
+      </w:r>
+      <w:r>
+        <w:t>rif</w:t>
       </w:r>
     </w:p>
     <w:p>
@@ -444,11 +820,18 @@
       </w:pPr>
       <w:r>
         <w:rPr>
+          <w:rFonts w:cs="Angsana New"/>
           <w:b/>
-        </w:rPr>
-        <w:t xml:space="preserve">การจัดวาง:</w:t>
-      </w:r>
-      <w:r>
+          <w:bCs/>
+          <w:cs/>
+        </w:rPr>
+        <w:t>การจัดวาง:</w:t>
+      </w:r>
+      <w:r>
+        <w:rPr>
+          <w:rFonts w:cs="Angsana New"/>
+          <w:cs/>
+        </w:rPr>
         <w:t xml:space="preserve"> ใช้สไตล์มินิมอลแบบขาว-ดำ เนื้อหาอยู่ในการ์ดมุมโค้งพร้อมเส้นขอบบาง ๆ และเว้นระยะห่างสม่ำเสมอ</w:t>
       </w:r>
     </w:p>
@@ -462,11 +845,18 @@
       </w:pPr>
       <w:r>
         <w:rPr>
+          <w:rFonts w:cs="Angsana New"/>
           <w:b/>
-        </w:rPr>
-        <w:t xml:space="preserve">เหตุผล:</w:t>
-      </w:r>
-      <w:r>
+          <w:bCs/>
+          <w:cs/>
+        </w:rPr>
+        <w:t>เหตุผล:</w:t>
+      </w:r>
+      <w:r>
+        <w:rPr>
+          <w:rFonts w:cs="Angsana New"/>
+          <w:cs/>
+        </w:rPr>
         <w:t xml:space="preserve"> โทนขาว-ดำ-เทาให้ความรู้สึกเรียบ สะอาด และอ่านง่าย ส่วนสไตล์มินิมอลช่วยให้ผู้ชมโฟกัสที่เนื้อหา</w:t>
       </w:r>
     </w:p>
@@ -480,21 +870,75 @@
       </w:pPr>
       <w:r>
         <w:rPr>
+          <w:rFonts w:cs="Angsana New"/>
           <w:b/>
-        </w:rPr>
-        <w:t xml:space="preserve">ความสอดคล้องของทุกหน้า:</w:t>
-      </w:r>
-      <w:r>
-        <w:t xml:space="preserve"> ทุกหน้าใช้โครงสร้าง Header, Navigation และ Footer เดียวกัน ควบคุมสีด้วยตัวแปร CSS (</w:t>
-      </w:r>
-      <w:r>
-        <w:rPr>
-          <w:rStyle w:val="CodeChar"/>
-        </w:rPr>
-        <w:t xml:space="preserve">:root</w:t>
-      </w:r>
-      <w:r>
-        <w:t xml:space="preserve">) ชุดเดียวกัน</w:t>
+          <w:bCs/>
+          <w:cs/>
+        </w:rPr>
+        <w:lastRenderedPageBreak/>
+        <w:t>ความสอดคล้องของทุกหน้า:</w:t>
+      </w:r>
+      <w:r>
+        <w:rPr>
+          <w:rFonts w:cs="Angsana New"/>
+          <w:cs/>
+        </w:rPr>
+        <w:t xml:space="preserve"> ทุกหน้าใช้โครงสร้าง </w:t>
+      </w:r>
+      <w:r>
+        <w:t>Hea</w:t>
+      </w:r>
+      <w:r>
+        <w:t xml:space="preserve">der, Navigation </w:t>
+      </w:r>
+      <w:r>
+        <w:rPr>
+          <w:rFonts w:cs="Angsana New"/>
+          <w:cs/>
+        </w:rPr>
+        <w:t xml:space="preserve">และ </w:t>
+      </w:r>
+      <w:r>
+        <w:t xml:space="preserve">Footer </w:t>
+      </w:r>
+      <w:r>
+        <w:rPr>
+          <w:rFonts w:cs="Angsana New"/>
+          <w:cs/>
+        </w:rPr>
+        <w:t xml:space="preserve">เดียวกัน ควบคุมสีด้วยตัวแปร </w:t>
+      </w:r>
+      <w:r>
+        <w:t xml:space="preserve">CSS </w:t>
+      </w:r>
+      <w:r>
+        <w:rPr>
+          <w:rFonts w:cs="Angsana New"/>
+          <w:cs/>
+        </w:rPr>
+        <w:t>(</w:t>
+      </w:r>
+      <w:r>
+        <w:rPr>
+          <w:rStyle w:val="CodeChar"/>
+          <w:rFonts w:cs="Angsana New"/>
+          <w:szCs w:val="20"/>
+          <w:cs/>
+        </w:rPr>
+        <w:t>:</w:t>
+      </w:r>
+      <w:r>
+        <w:rPr>
+          <w:rStyle w:val="CodeChar"/>
+        </w:rPr>
+        <w:t>root</w:t>
+      </w:r>
+      <w:r>
+        <w:rPr>
+          <w:rFonts w:cs="Angsana New"/>
+          <w:cs/>
+        </w:rPr>
+        <w:t>) ชุดเดียวกัน</w:t>
       </w:r>
     </w:p>
     <w:p>
@@ -502,7 +946,16 @@
         <w:pStyle w:val="Heading2"/>
       </w:pPr>
       <w:r>
-        <w:t xml:space="preserve">5. เทคนิคที่ใช้ในการพัฒนา</w:t>
+        <w:t>5</w:t>
+      </w:r>
+      <w:r>
+        <w:rPr>
+          <w:rFonts w:cs="Angsana New"/>
+          <w:bCs/>
+          <w:szCs w:val="26"/>
+          <w:cs/>
+        </w:rPr>
+        <w:t>. เทคนิคที่ใช้ในการพัฒนา</w:t>
       </w:r>
     </w:p>
     <w:p>
@@ -517,16 +970,29 @@
         <w:rPr>
           <w:b/>
         </w:rPr>
-        <w:t xml:space="preserve">Semantic HTML:</w:t>
-      </w:r>
-      <w:r>
+        <w:t>Semantic HTML</w:t>
+      </w:r>
+      <w:r>
+        <w:rPr>
+          <w:rFonts w:cs="Angsana New"/>
+          <w:b/>
+          <w:bCs/>
+          <w:cs/>
+        </w:rPr>
+        <w:t>:</w:t>
+      </w:r>
+      <w:r>
+        <w:rPr>
+          <w:rFonts w:cs="Angsana New"/>
+          <w:cs/>
+        </w:rPr>
         <w:t xml:space="preserve"> </w:t>
       </w:r>
       <w:r>
         <w:rPr>
           <w:rStyle w:val="CodeChar"/>
         </w:rPr>
-        <w:t xml:space="preserve">&lt;header&gt;</w:t>
+        <w:t>&lt;header&gt;</w:t>
       </w:r>
       <w:r>
         <w:t xml:space="preserve">, </w:t>
@@ -535,7 +1001,21 @@
         <w:rPr>
           <w:rStyle w:val="CodeChar"/>
         </w:rPr>
-        <w:t xml:space="preserve">&lt;nav&gt;</w:t>
+        <w:t>&lt;</w:t>
+      </w:r>
+      <w:proofErr w:type="spellStart"/>
+      <w:r>
+        <w:rPr>
+          <w:rStyle w:val="CodeChar"/>
+        </w:rPr>
+        <w:t>nav</w:t>
+      </w:r>
+      <w:proofErr w:type="spellEnd"/>
+      <w:r>
+        <w:rPr>
+          <w:rStyle w:val="CodeChar"/>
+        </w:rPr>
+        <w:t>&gt;</w:t>
       </w:r>
       <w:r>
         <w:t xml:space="preserve">, </w:t>
@@ -544,7 +1024,7 @@
         <w:rPr>
           <w:rStyle w:val="CodeChar"/>
         </w:rPr>
-        <w:t xml:space="preserve">&lt;main&gt;</w:t>
+        <w:t>&lt;main&gt;</w:t>
       </w:r>
       <w:r>
         <w:t xml:space="preserve">, </w:t>
@@ -553,7 +1033,7 @@
         <w:rPr>
           <w:rStyle w:val="CodeChar"/>
         </w:rPr>
-        <w:t xml:space="preserve">&lt;section&gt;</w:t>
+        <w:t>&lt;section&gt;</w:t>
       </w:r>
       <w:r>
         <w:t xml:space="preserve">, </w:t>
@@ -562,7 +1042,7 @@
         <w:rPr>
           <w:rStyle w:val="CodeChar"/>
         </w:rPr>
-        <w:t xml:space="preserve">&lt;article&gt;</w:t>
+        <w:t>&lt;article&gt;</w:t>
       </w:r>
       <w:r>
         <w:t xml:space="preserve">, </w:t>
@@ -571,7 +1051,7 @@
         <w:rPr>
           <w:rStyle w:val="CodeChar"/>
         </w:rPr>
-        <w:t xml:space="preserve">&lt;footer&gt;</w:t>
+        <w:t>&lt;footer&gt;</w:t>
       </w:r>
     </w:p>
     <w:p>
@@ -586,16 +1066,63 @@
         <w:rPr>
           <w:b/>
         </w:rPr>
-        <w:t xml:space="preserve">Class และ ID:</w:t>
-      </w:r>
-      <w:r>
-        <w:t xml:space="preserve"> ใช้ class เช่น </w:t>
-      </w:r>
-      <w:r>
-        <w:rPr>
-          <w:rStyle w:val="CodeChar"/>
-        </w:rPr>
-        <w:t xml:space="preserve">.card</w:t>
+        <w:t xml:space="preserve">Class </w:t>
+      </w:r>
+      <w:r>
+        <w:rPr>
+          <w:rFonts w:cs="Angsana New"/>
+          <w:b/>
+          <w:bCs/>
+          <w:cs/>
+        </w:rPr>
+        <w:t xml:space="preserve">และ </w:t>
+      </w:r>
+      <w:r>
+        <w:rPr>
+          <w:b/>
+        </w:rPr>
+        <w:t>ID</w:t>
+      </w:r>
+      <w:r>
+        <w:rPr>
+          <w:rFonts w:cs="Angsana New"/>
+          <w:b/>
+          <w:bCs/>
+          <w:cs/>
+        </w:rPr>
+        <w:t>:</w:t>
+      </w:r>
+      <w:r>
+        <w:rPr>
+          <w:rFonts w:cs="Angsana New"/>
+          <w:cs/>
+        </w:rPr>
+        <w:t xml:space="preserve"> ใช้ </w:t>
+      </w:r>
+      <w:r>
+        <w:t xml:space="preserve">class </w:t>
+      </w:r>
+      <w:r>
+        <w:rPr>
+          <w:rFonts w:cs="Angsana New"/>
+          <w:cs/>
+        </w:rPr>
+        <w:t xml:space="preserve">เช่น </w:t>
+      </w:r>
+      <w:r>
+        <w:rPr>
+          <w:rStyle w:val="CodeChar"/>
+          <w:rFonts w:cs="Angsana New"/>
+          <w:szCs w:val="20"/>
+          <w:cs/>
+        </w:rPr>
+        <w:t>.</w:t>
+      </w:r>
+      <w:r>
+        <w:rPr>
+          <w:rStyle w:val="CodeChar"/>
+        </w:rPr>
+        <w:t>card</w:t>
       </w:r>
       <w:r>
         <w:t xml:space="preserve">, </w:t>
@@ -603,8 +1130,32 @@
       <w:r>
         <w:rPr>
           <w:rStyle w:val="CodeChar"/>
-        </w:rPr>
-        <w:t xml:space="preserve">.card-list</w:t>
+          <w:rFonts w:cs="Angsana New"/>
+          <w:szCs w:val="20"/>
+          <w:cs/>
+        </w:rPr>
+        <w:t>.</w:t>
+      </w:r>
+      <w:r>
+        <w:rPr>
+          <w:rStyle w:val="CodeChar"/>
+        </w:rPr>
+        <w:t>card</w:t>
+      </w:r>
+      <w:r>
+        <w:rPr>
+          <w:rStyle w:val="CodeChar"/>
+          <w:rFonts w:cs="Angsana New"/>
+          <w:szCs w:val="20"/>
+          <w:cs/>
+        </w:rPr>
+        <w:t>-</w:t>
+      </w:r>
+      <w:r>
+        <w:rPr>
+          <w:rStyle w:val="CodeChar"/>
+        </w:rPr>
+        <w:t>list</w:t>
       </w:r>
       <w:r>
         <w:t xml:space="preserve">, </w:t>
@@ -612,8 +1163,32 @@
       <w:r>
         <w:rPr>
           <w:rStyle w:val="CodeChar"/>
-        </w:rPr>
-        <w:t xml:space="preserve">.site-header</w:t>
+          <w:rFonts w:cs="Angsana New"/>
+          <w:szCs w:val="20"/>
+          <w:cs/>
+        </w:rPr>
+        <w:t>.</w:t>
+      </w:r>
+      <w:r>
+        <w:rPr>
+          <w:rStyle w:val="CodeChar"/>
+        </w:rPr>
+        <w:t>site</w:t>
+      </w:r>
+      <w:r>
+        <w:rPr>
+          <w:rStyle w:val="CodeChar"/>
+          <w:rFonts w:cs="Angsana New"/>
+          <w:szCs w:val="20"/>
+          <w:cs/>
+        </w:rPr>
+        <w:t>-</w:t>
+      </w:r>
+      <w:r>
+        <w:rPr>
+          <w:rStyle w:val="CodeChar"/>
+        </w:rPr>
+        <w:t>header</w:t>
       </w:r>
       <w:r>
         <w:t xml:space="preserve">, </w:t>
@@ -621,17 +1196,40 @@
       <w:r>
         <w:rPr>
           <w:rStyle w:val="CodeChar"/>
-        </w:rPr>
-        <w:t xml:space="preserve">.menu</w:t>
-      </w:r>
-      <w:r>
-        <w:t xml:space="preserve"> และใช้ id (</w:t>
-      </w:r>
-      <w:r>
-        <w:rPr>
-          <w:rStyle w:val="CodeChar"/>
-        </w:rPr>
-        <w:t xml:space="preserve">name</w:t>
+          <w:rFonts w:cs="Angsana New"/>
+          <w:szCs w:val="20"/>
+          <w:cs/>
+        </w:rPr>
+        <w:t>.</w:t>
+      </w:r>
+      <w:r>
+        <w:rPr>
+          <w:rStyle w:val="CodeChar"/>
+        </w:rPr>
+        <w:t>menu</w:t>
+      </w:r>
+      <w:r>
+        <w:rPr>
+          <w:rFonts w:cs="Angsana New"/>
+          <w:cs/>
+        </w:rPr>
+        <w:t xml:space="preserve"> และใช้ </w:t>
+      </w:r>
+      <w:r>
+        <w:t xml:space="preserve">id </w:t>
+      </w:r>
+      <w:r>
+        <w:rPr>
+          <w:rFonts w:cs="Angsana New"/>
+          <w:cs/>
+        </w:rPr>
+        <w:t>(</w:t>
+      </w:r>
+      <w:r>
+        <w:rPr>
+          <w:rStyle w:val="CodeChar"/>
+        </w:rPr>
+        <w:t>name</w:t>
       </w:r>
       <w:r>
         <w:t xml:space="preserve">, </w:t>
@@ -640,7 +1238,7 @@
         <w:rPr>
           <w:rStyle w:val="CodeChar"/>
         </w:rPr>
-        <w:t xml:space="preserve">email</w:t>
+        <w:t>email</w:t>
       </w:r>
       <w:r>
         <w:t xml:space="preserve">, </w:t>
@@ -649,18 +1247,26 @@
         <w:rPr>
           <w:rStyle w:val="CodeChar"/>
         </w:rPr>
-        <w:t xml:space="preserve">message</w:t>
-      </w:r>
-      <w:r>
+        <w:t>message</w:t>
+      </w:r>
+      <w:r>
+        <w:rPr>
+          <w:rFonts w:cs="Angsana New"/>
+          <w:cs/>
+        </w:rPr>
         <w:t xml:space="preserve">) ผูกกับ </w:t>
       </w:r>
       <w:r>
         <w:rPr>
           <w:rStyle w:val="CodeChar"/>
         </w:rPr>
-        <w:t xml:space="preserve">&lt;label&gt;</w:t>
-      </w:r>
-      <w:r>
+        <w:t>&lt;label&gt;</w:t>
+      </w:r>
+      <w:r>
+        <w:rPr>
+          <w:rFonts w:cs="Angsana New"/>
+          <w:cs/>
+        </w:rPr>
         <w:t xml:space="preserve"> ในแบบฟอร์ม</w:t>
       </w:r>
     </w:p>
@@ -676,18 +1282,69 @@
         <w:rPr>
           <w:b/>
         </w:rPr>
-        <w:t xml:space="preserve">External CSS:</w:t>
-      </w:r>
-      <w:r>
+        <w:t>External CSS</w:t>
+      </w:r>
+      <w:r>
+        <w:rPr>
+          <w:rFonts w:cs="Angsana New"/>
+          <w:b/>
+          <w:bCs/>
+          <w:cs/>
+        </w:rPr>
+        <w:t>:</w:t>
+      </w:r>
+      <w:r>
+        <w:rPr>
+          <w:rFonts w:cs="Angsana New"/>
+          <w:cs/>
+        </w:rPr>
         <w:t xml:space="preserve"> ทุกหน้าเรียกใช้ </w:t>
       </w:r>
-      <w:r>
-        <w:rPr>
-          <w:rStyle w:val="CodeChar"/>
-        </w:rPr>
-        <w:t xml:space="preserve">css/style.css</w:t>
-      </w:r>
-      <w:r>
+      <w:proofErr w:type="spellStart"/>
+      <w:r>
+        <w:rPr>
+          <w:rStyle w:val="CodeChar"/>
+        </w:rPr>
+        <w:t>css</w:t>
+      </w:r>
+      <w:proofErr w:type="spellEnd"/>
+      <w:r>
+        <w:rPr>
+          <w:rStyle w:val="CodeChar"/>
+          <w:rFonts w:cs="Angsana New"/>
+          <w:szCs w:val="20"/>
+          <w:cs/>
+        </w:rPr>
+        <w:t>/</w:t>
+      </w:r>
+      <w:r>
+        <w:rPr>
+          <w:rStyle w:val="CodeChar"/>
+        </w:rPr>
+        <w:t>style</w:t>
+      </w:r>
+      <w:r>
+        <w:rPr>
+          <w:rStyle w:val="CodeChar"/>
+          <w:rFonts w:cs="Angsana New"/>
+          <w:szCs w:val="20"/>
+          <w:cs/>
+        </w:rPr>
+        <w:t>.</w:t>
+      </w:r>
+      <w:proofErr w:type="spellStart"/>
+      <w:r>
+        <w:rPr>
+          <w:rStyle w:val="CodeChar"/>
+        </w:rPr>
+        <w:t>css</w:t>
+      </w:r>
+      <w:proofErr w:type="spellEnd"/>
+      <w:r>
+        <w:rPr>
+          <w:rFonts w:cs="Angsana New"/>
+          <w:cs/>
+        </w:rPr>
         <w:t xml:space="preserve"> ไฟล์เดียว</w:t>
       </w:r>
     </w:p>
@@ -703,19 +1360,94 @@
         <w:rPr>
           <w:b/>
         </w:rPr>
-        <w:t xml:space="preserve">CSS Box Model:</w:t>
-      </w:r>
-      <w:r>
+        <w:t>CSS Box Model</w:t>
+      </w:r>
+      <w:r>
+        <w:rPr>
+          <w:rFonts w:cs="Angsana New"/>
+          <w:b/>
+          <w:bCs/>
+          <w:cs/>
+        </w:rPr>
+        <w:t>:</w:t>
+      </w:r>
+      <w:r>
+        <w:rPr>
+          <w:rFonts w:cs="Angsana New"/>
+          <w:cs/>
+        </w:rPr>
         <w:t xml:space="preserve"> กำหนด </w:t>
       </w:r>
       <w:r>
         <w:rPr>
           <w:rStyle w:val="CodeChar"/>
         </w:rPr>
-        <w:t xml:space="preserve">box-sizing: border-box</w:t>
-      </w:r>
-      <w:r>
-        <w:t xml:space="preserve">, padding และ margin ของการ์ดและปุ่ม</w:t>
+        <w:t>box</w:t>
+      </w:r>
+      <w:r>
+        <w:rPr>
+          <w:rStyle w:val="CodeChar"/>
+          <w:rFonts w:cs="Angsana New"/>
+          <w:szCs w:val="20"/>
+          <w:cs/>
+        </w:rPr>
+        <w:t>-</w:t>
+      </w:r>
+      <w:r>
+        <w:rPr>
+          <w:rStyle w:val="CodeChar"/>
+        </w:rPr>
+        <w:t>sizing</w:t>
+      </w:r>
+      <w:r>
+        <w:rPr>
+          <w:rStyle w:val="CodeChar"/>
+          <w:rFonts w:cs="Angsana New"/>
+          <w:szCs w:val="20"/>
+          <w:cs/>
+        </w:rPr>
+        <w:t xml:space="preserve">: </w:t>
+      </w:r>
+      <w:r>
+        <w:rPr>
+          <w:rStyle w:val="CodeChar"/>
+        </w:rPr>
+        <w:t>border</w:t>
+      </w:r>
+      <w:r>
+        <w:rPr>
+          <w:rStyle w:val="CodeChar"/>
+          <w:rFonts w:cs="Angsana New"/>
+          <w:szCs w:val="20"/>
+          <w:cs/>
+        </w:rPr>
+        <w:t>-</w:t>
+      </w:r>
+      <w:r>
+        <w:rPr>
+          <w:rStyle w:val="CodeChar"/>
+        </w:rPr>
+        <w:t>box</w:t>
+      </w:r>
+      <w:r>
+        <w:t xml:space="preserve">, padding </w:t>
+      </w:r>
+      <w:r>
+        <w:rPr>
+          <w:rFonts w:cs="Angsana New"/>
+          <w:cs/>
+        </w:rPr>
+        <w:t xml:space="preserve">และ </w:t>
+      </w:r>
+      <w:r>
+        <w:t xml:space="preserve">margin </w:t>
+      </w:r>
+      <w:r>
+        <w:rPr>
+          <w:rFonts w:cs="Angsana New"/>
+          <w:cs/>
+        </w:rPr>
+        <w:t>ของการ์ดและปุ่ม</w:t>
       </w:r>
     </w:p>
     <w:p>
@@ -730,10 +1462,78 @@
         <w:rPr>
           <w:b/>
         </w:rPr>
-        <w:t xml:space="preserve">Flexbox และ CSS Grid:</w:t>
-      </w:r>
-      <w:r>
-        <w:t xml:space="preserve"> Flexbox ใช้กับ Header และเมนู ส่วน Grid ใช้กับการ์ดผลงาน 3 คอลัมน์</w:t>
+        <w:t xml:space="preserve">Flexbox </w:t>
+      </w:r>
+      <w:r>
+        <w:rPr>
+          <w:rFonts w:cs="Angsana New"/>
+          <w:b/>
+          <w:bCs/>
+          <w:cs/>
+        </w:rPr>
+        <w:t xml:space="preserve">และ </w:t>
+      </w:r>
+      <w:r>
+        <w:rPr>
+          <w:b/>
+        </w:rPr>
+        <w:t>CSS Grid</w:t>
+      </w:r>
+      <w:r>
+        <w:rPr>
+          <w:rFonts w:cs="Angsana New"/>
+          <w:b/>
+          <w:bCs/>
+          <w:cs/>
+        </w:rPr>
+        <w:t>:</w:t>
+      </w:r>
+      <w:r>
+        <w:t xml:space="preserve"> Flexbox </w:t>
+      </w:r>
+      <w:r>
+        <w:rPr>
+          <w:rFonts w:cs="Angsana New"/>
+          <w:cs/>
+        </w:rPr>
+        <w:t xml:space="preserve">ใช้กับ </w:t>
+      </w:r>
+      <w:r>
+        <w:t xml:space="preserve">Header </w:t>
+      </w:r>
+      <w:r>
+        <w:rPr>
+          <w:rFonts w:cs="Angsana New"/>
+          <w:cs/>
+        </w:rPr>
+        <w:t xml:space="preserve">และเมนู ส่วน </w:t>
+      </w:r>
+      <w:r>
+        <w:t xml:space="preserve">Grid </w:t>
+      </w:r>
+      <w:r>
+        <w:rPr>
+          <w:rFonts w:cs="Angsana New"/>
+          <w:cs/>
+        </w:rPr>
+        <w:t>ใช้กับการ์ดผ</w:t>
+      </w:r>
+      <w:r>
+        <w:rPr>
+          <w:rFonts w:cs="Angsana New"/>
+          <w:cs/>
+        </w:rPr>
+        <w:t xml:space="preserve">ลงาน </w:t>
+      </w:r>
+      <w:r>
+        <w:t xml:space="preserve">3 </w:t>
+      </w:r>
+      <w:r>
+        <w:rPr>
+          <w:rFonts w:cs="Angsana New"/>
+          <w:cs/>
+        </w:rPr>
+        <w:t>คอลัมน์</w:t>
       </w:r>
     </w:p>
     <w:p>
@@ -748,27 +1548,96 @@
         <w:rPr>
           <w:b/>
         </w:rPr>
-        <w:t xml:space="preserve">Pseudo-class:</w:t>
-      </w:r>
-      <w:r>
+        <w:t>Pseudo</w:t>
+      </w:r>
+      <w:r>
+        <w:rPr>
+          <w:rFonts w:cs="Angsana New"/>
+          <w:b/>
+          <w:bCs/>
+          <w:cs/>
+        </w:rPr>
+        <w:t>-</w:t>
+      </w:r>
+      <w:r>
+        <w:rPr>
+          <w:b/>
+        </w:rPr>
+        <w:t>class</w:t>
+      </w:r>
+      <w:r>
+        <w:rPr>
+          <w:rFonts w:cs="Angsana New"/>
+          <w:b/>
+          <w:bCs/>
+          <w:cs/>
+        </w:rPr>
+        <w:t>:</w:t>
+      </w:r>
+      <w:r>
+        <w:rPr>
+          <w:rFonts w:cs="Angsana New"/>
+          <w:cs/>
+        </w:rPr>
         <w:t xml:space="preserve"> </w:t>
       </w:r>
       <w:r>
         <w:rPr>
           <w:rStyle w:val="CodeChar"/>
-        </w:rPr>
-        <w:t xml:space="preserve">:hover</w:t>
-      </w:r>
-      <w:r>
+          <w:rFonts w:cs="Angsana New"/>
+          <w:szCs w:val="20"/>
+          <w:cs/>
+        </w:rPr>
+        <w:t>:</w:t>
+      </w:r>
+      <w:r>
+        <w:rPr>
+          <w:rStyle w:val="CodeChar"/>
+        </w:rPr>
+        <w:t>hover</w:t>
+      </w:r>
+      <w:r>
+        <w:rPr>
+          <w:rFonts w:cs="Angsana New"/>
+          <w:cs/>
+        </w:rPr>
         <w:t xml:space="preserve"> กับเมนู ปุ่ม ลิงก์ และการ์ด รวมถึง </w:t>
       </w:r>
       <w:r>
         <w:rPr>
           <w:rStyle w:val="CodeChar"/>
-        </w:rPr>
-        <w:t xml:space="preserve">:focus-visible</w:t>
-      </w:r>
-      <w:r>
+          <w:rFonts w:cs="Angsana New"/>
+          <w:szCs w:val="20"/>
+          <w:cs/>
+        </w:rPr>
+        <w:t>:</w:t>
+      </w:r>
+      <w:r>
+        <w:rPr>
+          <w:rStyle w:val="CodeChar"/>
+        </w:rPr>
+        <w:t>focus</w:t>
+      </w:r>
+      <w:r>
+        <w:rPr>
+          <w:rStyle w:val="CodeChar"/>
+          <w:rFonts w:cs="Angsana New"/>
+          <w:szCs w:val="20"/>
+          <w:cs/>
+        </w:rPr>
+        <w:t>-</w:t>
+      </w:r>
+      <w:r>
+        <w:rPr>
+          <w:rStyle w:val="CodeChar"/>
+        </w:rPr>
+        <w:t>visible</w:t>
+      </w:r>
+      <w:r>
+        <w:rPr>
+          <w:rFonts w:cs="Angsana New"/>
+          <w:cs/>
+        </w:rPr>
         <w:t xml:space="preserve"> กับลิงก์ ปุ่ม และช่องกรอกฟอร์ม</w:t>
       </w:r>
     </w:p>
@@ -784,10 +1653,26 @@
         <w:rPr>
           <w:b/>
         </w:rPr>
-        <w:t xml:space="preserve">Media Query:</w:t>
-      </w:r>
-      <w:r>
-        <w:t xml:space="preserve"> ปรับเลย์เอาต์ที่ความกว้างไม่เกิน 768px</w:t>
+        <w:t>Media Query</w:t>
+      </w:r>
+      <w:r>
+        <w:rPr>
+          <w:rFonts w:cs="Angsana New"/>
+          <w:b/>
+          <w:bCs/>
+          <w:cs/>
+        </w:rPr>
+        <w:t>:</w:t>
+      </w:r>
+      <w:r>
+        <w:rPr>
+          <w:rFonts w:cs="Angsana New"/>
+          <w:cs/>
+        </w:rPr>
+        <w:t xml:space="preserve"> ปรับเลย์เอาต์ที่ความกว้างไม่เกิน </w:t>
+      </w:r>
+      <w:r>
+        <w:t>768px</w:t>
       </w:r>
     </w:p>
     <w:p>
@@ -802,34 +1687,145 @@
         <w:rPr>
           <w:b/>
         </w:rPr>
-        <w:t xml:space="preserve">Responsive Image:</w:t>
-      </w:r>
-      <w:r>
+        <w:t>Responsive Image</w:t>
+      </w:r>
+      <w:r>
+        <w:rPr>
+          <w:rFonts w:cs="Angsana New"/>
+          <w:b/>
+          <w:bCs/>
+          <w:cs/>
+        </w:rPr>
+        <w:t>:</w:t>
+      </w:r>
+      <w:r>
+        <w:rPr>
+          <w:rFonts w:cs="Angsana New"/>
+          <w:cs/>
+        </w:rPr>
         <w:t xml:space="preserve"> รูปทั้งหมดใช้ </w:t>
       </w:r>
       <w:r>
         <w:rPr>
           <w:rStyle w:val="CodeChar"/>
         </w:rPr>
-        <w:t xml:space="preserve">max-width: 100%</w:t>
-      </w:r>
-      <w:r>
+        <w:t>max</w:t>
+      </w:r>
+      <w:r>
+        <w:rPr>
+          <w:rStyle w:val="CodeChar"/>
+          <w:rFonts w:cs="Angsana New"/>
+          <w:szCs w:val="20"/>
+          <w:cs/>
+        </w:rPr>
+        <w:t>-</w:t>
+      </w:r>
+      <w:r>
+        <w:rPr>
+          <w:rStyle w:val="CodeChar"/>
+        </w:rPr>
+        <w:t>width</w:t>
+      </w:r>
+      <w:r>
+        <w:rPr>
+          <w:rStyle w:val="CodeChar"/>
+          <w:rFonts w:cs="Angsana New"/>
+          <w:szCs w:val="20"/>
+          <w:cs/>
+        </w:rPr>
+        <w:t xml:space="preserve">: </w:t>
+      </w:r>
+      <w:r>
+        <w:rPr>
+          <w:rStyle w:val="CodeChar"/>
+        </w:rPr>
+        <w:t>100</w:t>
+      </w:r>
+      <w:r>
+        <w:rPr>
+          <w:rStyle w:val="CodeChar"/>
+          <w:rFonts w:cs="Angsana New"/>
+          <w:szCs w:val="20"/>
+          <w:cs/>
+        </w:rPr>
+        <w:t>%</w:t>
+      </w:r>
+      <w:r>
+        <w:rPr>
+          <w:rFonts w:cs="Angsana New"/>
+          <w:cs/>
+        </w:rPr>
         <w:t xml:space="preserve"> และ </w:t>
       </w:r>
       <w:r>
         <w:rPr>
           <w:rStyle w:val="CodeChar"/>
         </w:rPr>
-        <w:t xml:space="preserve">height: auto</w:t>
-      </w:r>
-      <w:r>
+        <w:t>height</w:t>
+      </w:r>
+      <w:r>
+        <w:rPr>
+          <w:rStyle w:val="CodeChar"/>
+          <w:rFonts w:cs="Angsana New"/>
+          <w:szCs w:val="20"/>
+          <w:cs/>
+        </w:rPr>
+        <w:t xml:space="preserve">: </w:t>
+      </w:r>
+      <w:r>
+        <w:rPr>
+          <w:rStyle w:val="CodeChar"/>
+        </w:rPr>
+        <w:t>auto</w:t>
+      </w:r>
+      <w:r>
+        <w:rPr>
+          <w:rFonts w:cs="Angsana New"/>
+          <w:cs/>
+        </w:rPr>
         <w:t xml:space="preserve"> ส่วนรูปโปรไฟล์ใช้ </w:t>
       </w:r>
       <w:r>
         <w:rPr>
           <w:rStyle w:val="CodeChar"/>
         </w:rPr>
-        <w:t xml:space="preserve">object-fit: cover</w:t>
+        <w:t>obje</w:t>
+      </w:r>
+      <w:r>
+        <w:rPr>
+          <w:rStyle w:val="CodeChar"/>
+        </w:rPr>
+        <w:t>ct</w:t>
+      </w:r>
+      <w:r>
+        <w:rPr>
+          <w:rStyle w:val="CodeChar"/>
+          <w:rFonts w:cs="Angsana New"/>
+          <w:szCs w:val="20"/>
+          <w:cs/>
+        </w:rPr>
+        <w:t>-</w:t>
+      </w:r>
+      <w:r>
+        <w:rPr>
+          <w:rStyle w:val="CodeChar"/>
+        </w:rPr>
+        <w:t>fit</w:t>
+      </w:r>
+      <w:r>
+        <w:rPr>
+          <w:rStyle w:val="CodeChar"/>
+          <w:rFonts w:cs="Angsana New"/>
+          <w:szCs w:val="20"/>
+          <w:cs/>
+        </w:rPr>
+        <w:t xml:space="preserve">: </w:t>
+      </w:r>
+      <w:r>
+        <w:rPr>
+          <w:rStyle w:val="CodeChar"/>
+        </w:rPr>
+        <w:t>cover</w:t>
       </w:r>
     </w:p>
     <w:p>
@@ -844,10 +1840,48 @@
         <w:rPr>
           <w:b/>
         </w:rPr>
-        <w:t xml:space="preserve">Internal/External Link:</w:t>
-      </w:r>
-      <w:r>
-        <w:t xml:space="preserve"> เมนูเชื่อมทุกหน้า และลิงก์ภายนอกไปยัง GitHub, Facebook และเว็บไซต์ผลงาน</w:t>
+        <w:t>Internal</w:t>
+      </w:r>
+      <w:r>
+        <w:rPr>
+          <w:rFonts w:cs="Angsana New"/>
+          <w:b/>
+          <w:bCs/>
+          <w:cs/>
+        </w:rPr>
+        <w:t>/</w:t>
+      </w:r>
+      <w:r>
+        <w:rPr>
+          <w:b/>
+        </w:rPr>
+        <w:t>External Link</w:t>
+      </w:r>
+      <w:r>
+        <w:rPr>
+          <w:rFonts w:cs="Angsana New"/>
+          <w:b/>
+          <w:bCs/>
+          <w:cs/>
+        </w:rPr>
+        <w:t>:</w:t>
+      </w:r>
+      <w:r>
+        <w:rPr>
+          <w:rFonts w:cs="Angsana New"/>
+          <w:cs/>
+        </w:rPr>
+        <w:t xml:space="preserve"> เมนูเชื่อมทุกหน้า และลิงก์ภายนอกไปยัง </w:t>
+      </w:r>
+      <w:r>
+        <w:t xml:space="preserve">GitHub, Facebook </w:t>
+      </w:r>
+      <w:r>
+        <w:rPr>
+          <w:rFonts w:cs="Angsana New"/>
+          <w:cs/>
+        </w:rPr>
+        <w:t>และเว็บไซต์ผลงาน</w:t>
       </w:r>
     </w:p>
     <w:p>
@@ -860,62 +1894,350 @@
       </w:pPr>
       <w:r>
         <w:rPr>
+          <w:rFonts w:cs="Angsana New"/>
           <w:b/>
-        </w:rPr>
-        <w:t xml:space="preserve">สถานะหน้าปัจจุบัน:</w:t>
-      </w:r>
-      <w:r>
+          <w:bCs/>
+          <w:cs/>
+        </w:rPr>
+        <w:t>สถานะหน้าปัจจุบัน:</w:t>
+      </w:r>
+      <w:r>
+        <w:rPr>
+          <w:rFonts w:cs="Angsana New"/>
+          <w:cs/>
+        </w:rPr>
         <w:t xml:space="preserve"> ใส่ </w:t>
       </w:r>
       <w:r>
         <w:rPr>
           <w:rStyle w:val="CodeChar"/>
         </w:rPr>
-        <w:t xml:space="preserve">class="active"</w:t>
-      </w:r>
-      <w:r>
+        <w:t>class</w:t>
+      </w:r>
+      <w:r>
+        <w:rPr>
+          <w:rStyle w:val="CodeChar"/>
+          <w:rFonts w:cs="Angsana New"/>
+          <w:szCs w:val="20"/>
+          <w:cs/>
+        </w:rPr>
+        <w:t>="</w:t>
+      </w:r>
+      <w:r>
+        <w:rPr>
+          <w:rStyle w:val="CodeChar"/>
+        </w:rPr>
+        <w:t>active</w:t>
+      </w:r>
+      <w:r>
+        <w:rPr>
+          <w:rStyle w:val="CodeChar"/>
+          <w:rFonts w:cs="Angsana New"/>
+          <w:szCs w:val="20"/>
+          <w:cs/>
+        </w:rPr>
+        <w:t>"</w:t>
+      </w:r>
+      <w:r>
+        <w:rPr>
+          <w:rFonts w:cs="Angsana New"/>
+          <w:cs/>
+        </w:rPr>
         <w:t xml:space="preserve"> ให้เมนูที่เปิดอยู่</w:t>
       </w:r>
     </w:p>
     <w:p>
-      <w:pPr/>
-      <w:r>
-        <w:t xml:space="preserve">ตัวอย่างโค้ดสำคัญ:</w:t>
+      <w:r>
+        <w:rPr>
+          <w:rFonts w:cs="Angsana New"/>
+          <w:cs/>
+        </w:rPr>
+        <w:t>ตัวอย่างโค้ดสำคัญ:</w:t>
       </w:r>
     </w:p>
     <w:p>
       <w:pPr>
         <w:pStyle w:val="Code"/>
       </w:pPr>
-      <w:bookmarkStart w:id="1" w:name="bongo_lang_css_1"/>
+      <w:bookmarkStart w:id="0" w:name="bongo_lang_css_1"/>
+      <w:bookmarkEnd w:id="0"/>
+      <w:r>
+        <w:rPr>
+          <w:rFonts w:cs="Angsana New"/>
+          <w:szCs w:val="20"/>
+          <w:cs/>
+        </w:rPr>
+        <w:t>.</w:t>
+      </w:r>
+      <w:r>
+        <w:t>card</w:t>
+      </w:r>
+      <w:r>
+        <w:rPr>
+          <w:rFonts w:cs="Angsana New"/>
+          <w:szCs w:val="20"/>
+          <w:cs/>
+        </w:rPr>
+        <w:t>-</w:t>
+      </w:r>
+      <w:r>
+        <w:t>list {</w:t>
+      </w:r>
+      <w:r>
+        <w:br/>
+      </w:r>
+      <w:r>
+        <w:rPr>
+          <w:rFonts w:cs="Angsana New"/>
+          <w:szCs w:val="20"/>
+          <w:cs/>
+        </w:rPr>
+        <w:t xml:space="preserve">    </w:t>
+      </w:r>
+      <w:r>
+        <w:t>display</w:t>
+      </w:r>
+      <w:r>
+        <w:rPr>
+          <w:rFonts w:cs="Angsana New"/>
+          <w:szCs w:val="20"/>
+          <w:cs/>
+        </w:rPr>
+        <w:t xml:space="preserve">: </w:t>
+      </w:r>
+      <w:r>
+        <w:t>grid;</w:t>
+      </w:r>
+      <w:r>
+        <w:br/>
+      </w:r>
+      <w:r>
+        <w:rPr>
+          <w:rFonts w:cs="Angsana New"/>
+          <w:szCs w:val="20"/>
+          <w:cs/>
+        </w:rPr>
+        <w:t xml:space="preserve">    </w:t>
+      </w:r>
+      <w:r>
+        <w:t>grid</w:t>
+      </w:r>
+      <w:r>
+        <w:rPr>
+          <w:rFonts w:cs="Angsana New"/>
+          <w:szCs w:val="20"/>
+          <w:cs/>
+        </w:rPr>
+        <w:t>-</w:t>
+      </w:r>
+      <w:r>
+        <w:t>template</w:t>
+      </w:r>
+      <w:r>
+        <w:rPr>
+          <w:rFonts w:cs="Angsana New"/>
+          <w:szCs w:val="20"/>
+          <w:cs/>
+        </w:rPr>
+        <w:t>-</w:t>
+      </w:r>
+      <w:r>
+        <w:t>columns</w:t>
+      </w:r>
+      <w:r>
+        <w:rPr>
+          <w:rFonts w:cs="Angsana New"/>
+          <w:szCs w:val="20"/>
+          <w:cs/>
+        </w:rPr>
+        <w:t xml:space="preserve">: </w:t>
+      </w:r>
+      <w:r>
+        <w:t>repeat</w:t>
+      </w:r>
+      <w:r>
+        <w:rPr>
+          <w:rFonts w:cs="Angsana New"/>
+          <w:szCs w:val="20"/>
+          <w:cs/>
+        </w:rPr>
+        <w:t>(</w:t>
+      </w:r>
+      <w:r>
+        <w:t>3, 1</w:t>
+      </w:r>
+      <w:r>
+        <w:t>fr</w:t>
+      </w:r>
+      <w:r>
+        <w:rPr>
+          <w:rFonts w:cs="Angsana New"/>
+          <w:szCs w:val="20"/>
+          <w:cs/>
+        </w:rPr>
+        <w:t>)</w:t>
+      </w:r>
+      <w:r>
+        <w:t>;</w:t>
+      </w:r>
+      <w:r>
+        <w:br/>
+      </w:r>
+      <w:r>
+        <w:rPr>
+          <w:rFonts w:cs="Angsana New"/>
+          <w:szCs w:val="20"/>
+          <w:cs/>
+        </w:rPr>
+        <w:t xml:space="preserve">    </w:t>
+      </w:r>
+      <w:r>
+        <w:t>gap</w:t>
+      </w:r>
+      <w:r>
+        <w:rPr>
+          <w:rFonts w:cs="Angsana New"/>
+          <w:szCs w:val="20"/>
+          <w:cs/>
+        </w:rPr>
+        <w:t xml:space="preserve">: </w:t>
+      </w:r>
+      <w:r>
+        <w:t>20px;</w:t>
+      </w:r>
+      <w:r>
+        <w:br/>
+        <w:t>}</w:t>
+      </w:r>
+    </w:p>
+    <w:p/>
+    <w:p>
+      <w:pPr>
+        <w:pStyle w:val="Code"/>
+      </w:pPr>
+      <w:bookmarkStart w:id="1" w:name="bongo_lang_css_2"/>
       <w:bookmarkEnd w:id="1"/>
       <w:r>
-        <w:t xml:space="preserve">.card-list {</w:t>
+        <w:rPr>
+          <w:rFonts w:cs="Angsana New"/>
+          <w:szCs w:val="20"/>
+          <w:cs/>
+        </w:rPr>
+        <w:t>.</w:t>
+      </w:r>
+      <w:r>
+        <w:t>menu a</w:t>
+      </w:r>
+      <w:r>
+        <w:rPr>
+          <w:rFonts w:cs="Angsana New"/>
+          <w:szCs w:val="20"/>
+          <w:cs/>
+        </w:rPr>
+        <w:t>.</w:t>
+      </w:r>
+      <w:r>
+        <w:t>active {</w:t>
+      </w:r>
+      <w:r>
         <w:br/>
-        <w:t xml:space="preserve">    display: grid;</w:t>
+      </w:r>
+      <w:r>
+        <w:rPr>
+          <w:rFonts w:cs="Angsana New"/>
+          <w:szCs w:val="20"/>
+          <w:cs/>
+        </w:rPr>
+        <w:t xml:space="preserve">    </w:t>
+      </w:r>
+      <w:r>
+        <w:t>background</w:t>
+      </w:r>
+      <w:r>
+        <w:rPr>
+          <w:rFonts w:cs="Angsana New"/>
+          <w:szCs w:val="20"/>
+          <w:cs/>
+        </w:rPr>
+        <w:t>-</w:t>
+      </w:r>
+      <w:r>
+        <w:t>color</w:t>
+      </w:r>
+      <w:r>
+        <w:rPr>
+          <w:rFonts w:cs="Angsana New"/>
+          <w:szCs w:val="20"/>
+          <w:cs/>
+        </w:rPr>
+        <w:t xml:space="preserve">: </w:t>
+      </w:r>
+      <w:proofErr w:type="spellStart"/>
+      <w:r>
+        <w:t>var</w:t>
+      </w:r>
+      <w:proofErr w:type="spellEnd"/>
+      <w:r>
+        <w:rPr>
+          <w:rFonts w:cs="Angsana New"/>
+          <w:szCs w:val="20"/>
+          <w:cs/>
+        </w:rPr>
+        <w:t>(--</w:t>
+      </w:r>
+      <w:r>
+        <w:t>main</w:t>
+      </w:r>
+      <w:r>
+        <w:rPr>
+          <w:rFonts w:cs="Angsana New"/>
+          <w:szCs w:val="20"/>
+          <w:cs/>
+        </w:rPr>
+        <w:t>-</w:t>
+      </w:r>
+      <w:r>
+        <w:t>color</w:t>
+      </w:r>
+      <w:r>
+        <w:rPr>
+          <w:rFonts w:cs="Angsana New"/>
+          <w:szCs w:val="20"/>
+          <w:cs/>
+        </w:rPr>
+        <w:t>)</w:t>
+      </w:r>
+      <w:r>
+        <w:t>;</w:t>
+      </w:r>
+      <w:r>
         <w:br/>
-        <w:t xml:space="preserve">    grid-template-columns: repeat(3, 1fr);</w:t>
+      </w:r>
+      <w:r>
+        <w:rPr>
+          <w:rFonts w:cs="Angsana New"/>
+          <w:szCs w:val="20"/>
+          <w:cs/>
+        </w:rPr>
+        <w:t xml:space="preserve">    </w:t>
+      </w:r>
+      <w:r>
+        <w:t>color</w:t>
+      </w:r>
+      <w:r>
+        <w:rPr>
+          <w:rFonts w:cs="Angsana New"/>
+          <w:szCs w:val="20"/>
+          <w:cs/>
+        </w:rPr>
+        <w:t xml:space="preserve">: </w:t>
+      </w:r>
+      <w:r>
+        <w:t>#FFFFFF;</w:t>
+      </w:r>
+      <w:r>
         <w:br/>
-        <w:t xml:space="preserve">    gap: 20px;</w:t>
-        <w:br/>
-        <w:t xml:space="preserve">}</w:t>
-      </w:r>
-    </w:p>
-    <w:p/>
-    <w:p>
-      <w:pPr>
-        <w:pStyle w:val="Code"/>
-      </w:pPr>
-      <w:bookmarkStart w:id="2" w:name="bongo_lang_css_2"/>
-      <w:bookmarkEnd w:id="2"/>
-      <w:r>
-        <w:t xml:space="preserve">.menu a.active {</w:t>
-        <w:br/>
-        <w:t xml:space="preserve">    background-color: var(--main-color);</w:t>
-        <w:br/>
-        <w:t xml:space="preserve">    color: #FFFFFF;</w:t>
-        <w:br/>
-        <w:t xml:space="preserve">}</w:t>
+        <w:t>}</w:t>
       </w:r>
     </w:p>
     <w:p>
@@ -923,21 +2245,80 @@
         <w:pStyle w:val="Heading2"/>
       </w:pPr>
       <w:r>
-        <w:t xml:space="preserve">6. การออกแบบ Responsive</w:t>
-      </w:r>
-    </w:p>
-    <w:p>
-      <w:pPr/>
-      <w:r>
-        <w:t xml:space="preserve">ใช้ Media Query ที่ </w:t>
-      </w:r>
-      <w:r>
-        <w:rPr>
-          <w:rStyle w:val="CodeChar"/>
-        </w:rPr>
-        <w:t xml:space="preserve">max-width: 768px</w:t>
-      </w:r>
-      <w:r>
+        <w:t>6</w:t>
+      </w:r>
+      <w:r>
+        <w:rPr>
+          <w:rFonts w:cs="Angsana New"/>
+          <w:bCs/>
+          <w:szCs w:val="26"/>
+          <w:cs/>
+        </w:rPr>
+        <w:t xml:space="preserve">. การออกแบบ </w:t>
+      </w:r>
+      <w:r>
+        <w:t>Responsive</w:t>
+      </w:r>
+    </w:p>
+    <w:p>
+      <w:r>
+        <w:rPr>
+          <w:rFonts w:cs="Angsana New"/>
+          <w:cs/>
+        </w:rPr>
+        <w:t xml:space="preserve">ใช้ </w:t>
+      </w:r>
+      <w:r>
+        <w:t xml:space="preserve">Media Query </w:t>
+      </w:r>
+      <w:r>
+        <w:rPr>
+          <w:rFonts w:cs="Angsana New"/>
+          <w:cs/>
+        </w:rPr>
+        <w:t xml:space="preserve">ที่ </w:t>
+      </w:r>
+      <w:r>
+        <w:rPr>
+          <w:rStyle w:val="CodeChar"/>
+        </w:rPr>
+        <w:t>max</w:t>
+      </w:r>
+      <w:r>
+        <w:rPr>
+          <w:rStyle w:val="CodeChar"/>
+          <w:rFonts w:cs="Angsana New"/>
+          <w:szCs w:val="20"/>
+          <w:cs/>
+        </w:rPr>
+        <w:t>-</w:t>
+      </w:r>
+      <w:r>
+        <w:rPr>
+          <w:rStyle w:val="CodeChar"/>
+        </w:rPr>
+        <w:t>width</w:t>
+      </w:r>
+      <w:r>
+        <w:rPr>
+          <w:rStyle w:val="CodeChar"/>
+          <w:rFonts w:cs="Angsana New"/>
+          <w:szCs w:val="20"/>
+          <w:cs/>
+        </w:rPr>
+        <w:t xml:space="preserve">: </w:t>
+      </w:r>
+      <w:r>
+        <w:rPr>
+          <w:rStyle w:val="CodeChar"/>
+        </w:rPr>
+        <w:t>768px</w:t>
+      </w:r>
+      <w:r>
+        <w:rPr>
+          <w:rFonts w:cs="Angsana New"/>
+          <w:cs/>
+        </w:rPr>
         <w:t xml:space="preserve"> โดยปรับดังนี้</w:t>
       </w:r>
     </w:p>
@@ -950,16 +2331,89 @@
         </w:numPr>
       </w:pPr>
       <w:r>
-        <w:t xml:space="preserve">การ์ดผลงานเปลี่ยนจาก 3 คอลัมน์เป็น 1 คอลัมน์ (</w:t>
-      </w:r>
-      <w:r>
-        <w:rPr>
-          <w:rStyle w:val="CodeChar"/>
-        </w:rPr>
-        <w:t xml:space="preserve">grid-template-columns: 1fr</w:t>
-      </w:r>
-      <w:r>
-        <w:t xml:space="preserve">)</w:t>
+        <w:rPr>
+          <w:rFonts w:cs="Angsana New"/>
+          <w:cs/>
+        </w:rPr>
+        <w:t xml:space="preserve">การ์ดผลงานเปลี่ยนจาก </w:t>
+      </w:r>
+      <w:r>
+        <w:t xml:space="preserve">3 </w:t>
+      </w:r>
+      <w:r>
+        <w:rPr>
+          <w:rFonts w:cs="Angsana New"/>
+          <w:cs/>
+        </w:rPr>
+        <w:t xml:space="preserve">คอลัมน์เป็น </w:t>
+      </w:r>
+      <w:r>
+        <w:t xml:space="preserve">1 </w:t>
+      </w:r>
+      <w:r>
+        <w:rPr>
+          <w:rFonts w:cs="Angsana New"/>
+          <w:cs/>
+        </w:rPr>
+        <w:t>คอลัมน์ (</w:t>
+      </w:r>
+      <w:r>
+        <w:rPr>
+          <w:rStyle w:val="CodeChar"/>
+        </w:rPr>
+        <w:t>grid</w:t>
+      </w:r>
+      <w:r>
+        <w:rPr>
+          <w:rStyle w:val="CodeChar"/>
+          <w:rFonts w:cs="Angsana New"/>
+          <w:szCs w:val="20"/>
+          <w:cs/>
+        </w:rPr>
+        <w:t>-</w:t>
+      </w:r>
+      <w:r>
+        <w:rPr>
+          <w:rStyle w:val="CodeChar"/>
+        </w:rPr>
+        <w:t>template</w:t>
+      </w:r>
+      <w:r>
+        <w:rPr>
+          <w:rStyle w:val="CodeChar"/>
+          <w:rFonts w:cs="Angsana New"/>
+          <w:szCs w:val="20"/>
+          <w:cs/>
+        </w:rPr>
+        <w:t>-</w:t>
+      </w:r>
+      <w:r>
+        <w:rPr>
+          <w:rStyle w:val="CodeChar"/>
+        </w:rPr>
+        <w:t>columns</w:t>
+      </w:r>
+      <w:r>
+        <w:rPr>
+          <w:rStyle w:val="CodeChar"/>
+          <w:rFonts w:cs="Angsana New"/>
+          <w:szCs w:val="20"/>
+          <w:cs/>
+        </w:rPr>
+        <w:t xml:space="preserve">: </w:t>
+      </w:r>
+      <w:r>
+        <w:rPr>
+          <w:rStyle w:val="CodeChar"/>
+        </w:rPr>
+        <w:t>1fr</w:t>
+      </w:r>
+      <w:r>
+        <w:rPr>
+          <w:rFonts w:cs="Angsana New"/>
+          <w:cs/>
+        </w:rPr>
+        <w:t>)</w:t>
       </w:r>
     </w:p>
     <w:p>
@@ -971,25 +2425,103 @@
         </w:numPr>
       </w:pPr>
       <w:r>
-        <w:t xml:space="preserve">Header เปลี่ยนเป็นแนวตั้ง (</w:t>
-      </w:r>
-      <w:r>
-        <w:rPr>
-          <w:rStyle w:val="CodeChar"/>
-        </w:rPr>
-        <w:t xml:space="preserve">flex-direction: column</w:t>
-      </w:r>
-      <w:r>
-        <w:t xml:space="preserve">) และเมนูขึ้นบรรทัดใหม่ได้ (</w:t>
-      </w:r>
-      <w:r>
-        <w:rPr>
-          <w:rStyle w:val="CodeChar"/>
-        </w:rPr>
-        <w:t xml:space="preserve">flex-wrap: wrap</w:t>
-      </w:r>
-      <w:r>
-        <w:t xml:space="preserve">) พร้อมจัดกึ่งกลาง จึงไม่ล้นหน้าจอ</w:t>
+        <w:t>Head</w:t>
+      </w:r>
+      <w:r>
+        <w:t xml:space="preserve">er </w:t>
+      </w:r>
+      <w:r>
+        <w:rPr>
+          <w:rFonts w:cs="Angsana New"/>
+          <w:cs/>
+        </w:rPr>
+        <w:t>เปลี่ยนเป็นแนวตั้ง (</w:t>
+      </w:r>
+      <w:r>
+        <w:rPr>
+          <w:rStyle w:val="CodeChar"/>
+        </w:rPr>
+        <w:t>flex</w:t>
+      </w:r>
+      <w:r>
+        <w:rPr>
+          <w:rStyle w:val="CodeChar"/>
+          <w:rFonts w:cs="Angsana New"/>
+          <w:szCs w:val="20"/>
+          <w:cs/>
+        </w:rPr>
+        <w:t>-</w:t>
+      </w:r>
+      <w:r>
+        <w:rPr>
+          <w:rStyle w:val="CodeChar"/>
+        </w:rPr>
+        <w:t>direction</w:t>
+      </w:r>
+      <w:r>
+        <w:rPr>
+          <w:rStyle w:val="CodeChar"/>
+          <w:rFonts w:cs="Angsana New"/>
+          <w:szCs w:val="20"/>
+          <w:cs/>
+        </w:rPr>
+        <w:t xml:space="preserve">: </w:t>
+      </w:r>
+      <w:r>
+        <w:rPr>
+          <w:rStyle w:val="CodeChar"/>
+        </w:rPr>
+        <w:t>column</w:t>
+      </w:r>
+      <w:r>
+        <w:rPr>
+          <w:rFonts w:cs="Angsana New"/>
+          <w:cs/>
+        </w:rPr>
+        <w:t>) และเมนูขึ้นบรรทัดใหม่ได้ (</w:t>
+      </w:r>
+      <w:r>
+        <w:rPr>
+          <w:rStyle w:val="CodeChar"/>
+        </w:rPr>
+        <w:t>flex</w:t>
+      </w:r>
+      <w:r>
+        <w:rPr>
+          <w:rStyle w:val="CodeChar"/>
+          <w:rFonts w:cs="Angsana New"/>
+          <w:szCs w:val="20"/>
+          <w:cs/>
+        </w:rPr>
+        <w:t>-</w:t>
+      </w:r>
+      <w:r>
+        <w:rPr>
+          <w:rStyle w:val="CodeChar"/>
+        </w:rPr>
+        <w:t>wrap</w:t>
+      </w:r>
+      <w:r>
+        <w:rPr>
+          <w:rStyle w:val="CodeChar"/>
+          <w:rFonts w:cs="Angsana New"/>
+          <w:szCs w:val="20"/>
+          <w:cs/>
+        </w:rPr>
+        <w:t xml:space="preserve">: </w:t>
+      </w:r>
+      <w:r>
+        <w:rPr>
+          <w:rStyle w:val="CodeChar"/>
+        </w:rPr>
+        <w:t>wrap</w:t>
+      </w:r>
+      <w:r>
+        <w:rPr>
+          <w:rFonts w:cs="Angsana New"/>
+          <w:cs/>
+        </w:rPr>
+        <w:t>) พร้อมจัดกึ่งกลาง จึงไม่ล้นหน้าจอ</w:t>
       </w:r>
     </w:p>
     <w:p>
@@ -1001,7 +2533,24 @@
         </w:numPr>
       </w:pPr>
       <w:r>
-        <w:t xml:space="preserve">รูปโปรไฟล์ลดขนาดจาก 200px เป็น 160px</w:t>
+        <w:rPr>
+          <w:rFonts w:cs="Angsana New"/>
+          <w:cs/>
+        </w:rPr>
+        <w:t xml:space="preserve">รูปโปรไฟล์ลดขนาดจาก </w:t>
+      </w:r>
+      <w:r>
+        <w:t xml:space="preserve">200px </w:t>
+      </w:r>
+      <w:r>
+        <w:rPr>
+          <w:rFonts w:cs="Angsana New"/>
+          <w:cs/>
+        </w:rPr>
+        <w:t xml:space="preserve">เป็น </w:t>
+      </w:r>
+      <w:r>
+        <w:t>160px</w:t>
       </w:r>
     </w:p>
     <w:p>
@@ -1013,16 +2562,56 @@
         </w:numPr>
       </w:pPr>
       <w:r>
-        <w:t xml:space="preserve">ขนาดตัวอักษรของหน้าลดเหลือ 15px และลดระยะ padding ของ </w:t>
-      </w:r>
-      <w:r>
-        <w:rPr>
-          <w:rStyle w:val="CodeChar"/>
-        </w:rPr>
-        <w:t xml:space="preserve">.container</w:t>
-      </w:r>
-      <w:r>
-        <w:t xml:space="preserve"> เหลือ 16px</w:t>
+        <w:rPr>
+          <w:rFonts w:cs="Angsana New"/>
+          <w:cs/>
+        </w:rPr>
+        <w:t xml:space="preserve">ขนาดตัวอักษรของหน้าลดเหลือ </w:t>
+      </w:r>
+      <w:r>
+        <w:t xml:space="preserve">15px </w:t>
+      </w:r>
+      <w:r>
+        <w:rPr>
+          <w:rFonts w:cs="Angsana New"/>
+          <w:cs/>
+        </w:rPr>
+        <w:t xml:space="preserve">และลดระยะ </w:t>
+      </w:r>
+      <w:r>
+        <w:t xml:space="preserve">padding </w:t>
+      </w:r>
+      <w:r>
+        <w:rPr>
+          <w:rFonts w:cs="Angsana New"/>
+          <w:cs/>
+        </w:rPr>
+        <w:t xml:space="preserve">ของ </w:t>
+      </w:r>
+      <w:r>
+        <w:rPr>
+          <w:rStyle w:val="CodeChar"/>
+          <w:rFonts w:cs="Angsana New"/>
+          <w:szCs w:val="20"/>
+          <w:cs/>
+        </w:rPr>
+        <w:t>.</w:t>
+      </w:r>
+      <w:r>
+        <w:rPr>
+          <w:rStyle w:val="CodeChar"/>
+        </w:rPr>
+        <w:t>container</w:t>
+      </w:r>
+      <w:r>
+        <w:rPr>
+          <w:rFonts w:cs="Angsana New"/>
+          <w:cs/>
+        </w:rPr>
+        <w:t xml:space="preserve"> เหลือ </w:t>
+      </w:r>
+      <w:r>
+        <w:t>16px</w:t>
       </w:r>
     </w:p>
     <w:p>
@@ -1034,16 +2623,29 @@
         </w:numPr>
       </w:pPr>
       <w:r>
-        <w:t xml:space="preserve">รูปภาพปรับขนาดตามความกว้างของการ์ดโดยไม่ล้นพื้นที่</w:t>
-      </w:r>
-    </w:p>
-    <w:p>
-      <w:pPr/>
-      <w:r>
-        <w:rPr>
+        <w:rPr>
+          <w:rFonts w:cs="Angsana New"/>
+          <w:cs/>
+        </w:rPr>
+        <w:t>รูปภาพปรับขนาดตามควา</w:t>
+      </w:r>
+      <w:r>
+        <w:rPr>
+          <w:rFonts w:cs="Angsana New"/>
+          <w:cs/>
+        </w:rPr>
+        <w:t>มกว้างของการ์ดโดยไม่ล้นพื้นที่</w:t>
+      </w:r>
+    </w:p>
+    <w:p>
+      <w:r>
+        <w:rPr>
+          <w:rFonts w:cs="Angsana New"/>
           <w:b/>
-        </w:rPr>
-        <w:t xml:space="preserve">ภาพหน้าจอประกอบ</w:t>
+          <w:bCs/>
+          <w:cs/>
+        </w:rPr>
+        <w:t>ภาพหน้าจอประกอบ</w:t>
       </w:r>
     </w:p>
     <w:p>
@@ -1055,13 +2657,23 @@
         </w:numPr>
       </w:pPr>
       <w:r>
-        <w:t xml:space="preserve">Desktop: </w:t>
-      </w:r>
-      <w:r>
-        <w:rPr>
+        <w:t>Desktop</w:t>
+      </w:r>
+      <w:r>
+        <w:rPr>
+          <w:rFonts w:cs="Angsana New"/>
+          <w:cs/>
+        </w:rPr>
+        <w:t xml:space="preserve">: </w:t>
+      </w:r>
+      <w:r>
+        <w:rPr>
+          <w:rFonts w:cs="Angsana New"/>
           <w:i/>
-        </w:rPr>
-        <w:t xml:space="preserve">(แทรกภาพหน้าจอที่นี่)</w:t>
+          <w:iCs/>
+          <w:cs/>
+        </w:rPr>
+        <w:t>(แทรกภาพหน้าจอที่นี่)</w:t>
       </w:r>
     </w:p>
     <w:p>
@@ -1073,13 +2685,23 @@
         </w:numPr>
       </w:pPr>
       <w:r>
-        <w:t xml:space="preserve">Mobile: </w:t>
-      </w:r>
-      <w:r>
-        <w:rPr>
+        <w:t>Mobile</w:t>
+      </w:r>
+      <w:r>
+        <w:rPr>
+          <w:rFonts w:cs="Angsana New"/>
+          <w:cs/>
+        </w:rPr>
+        <w:t xml:space="preserve">: </w:t>
+      </w:r>
+      <w:r>
+        <w:rPr>
+          <w:rFonts w:cs="Angsana New"/>
           <w:i/>
-        </w:rPr>
-        <w:t xml:space="preserve">(แทรกภาพหน้าจอที่นี่)</w:t>
+          <w:iCs/>
+          <w:cs/>
+        </w:rPr>
+        <w:t>(แทรกภาพหน้าจอที่นี่)</w:t>
       </w:r>
     </w:p>
     <w:p>
@@ -1087,7 +2709,17 @@
         <w:pStyle w:val="Heading2"/>
       </w:pPr>
       <w:r>
-        <w:t xml:space="preserve">7. ปัญหาที่พบและวิธีแก้ไข</w:t>
+        <w:lastRenderedPageBreak/>
+        <w:t>7</w:t>
+      </w:r>
+      <w:r>
+        <w:rPr>
+          <w:rFonts w:cs="Angsana New"/>
+          <w:bCs/>
+          <w:szCs w:val="26"/>
+          <w:cs/>
+        </w:rPr>
+        <w:t>. ปัญหาที่พบและวิธีแก้ไข</w:t>
       </w:r>
     </w:p>
     <w:tbl>
@@ -1095,7 +2727,7 @@
         <w:tblStyle w:val="TableGrid"/>
         <w:tblW w:w="0" w:type="auto"/>
         <w:tblLayout w:type="fixed"/>
-        <w:tblLook w:val="04A0" w:firstRow="1" w:lastRow="0" w:firstColumn="0" w:lastColumn="0" w:noHBand="0" w:noVBand="1"/>
+        <w:tblLook w:val="0420" w:firstRow="1" w:lastRow="0" w:firstColumn="0" w:lastColumn="0" w:noHBand="0" w:noVBand="1"/>
       </w:tblPr>
       <w:tblGrid>
         <w:gridCol w:w="4680"/>
@@ -1111,9 +2743,12 @@
             <w:shd w:val="clear" w:color="auto" w:fill="F2F2F2"/>
           </w:tcPr>
           <w:p>
-            <w:pPr/>
-            <w:r>
-              <w:t xml:space="preserve">ปัญหา</w:t>
+            <w:r>
+              <w:rPr>
+                <w:rFonts w:cs="Angsana New"/>
+                <w:cs/>
+              </w:rPr>
+              <w:t>ปัญหา</w:t>
             </w:r>
           </w:p>
         </w:tc>
@@ -1123,9 +2758,12 @@
             <w:shd w:val="clear" w:color="auto" w:fill="F2F2F2"/>
           </w:tcPr>
           <w:p>
-            <w:pPr/>
-            <w:r>
-              <w:t xml:space="preserve">วิธีแก้ไข</w:t>
+            <w:r>
+              <w:rPr>
+                <w:rFonts w:cs="Angsana New"/>
+                <w:cs/>
+              </w:rPr>
+              <w:t>วิธีแก้ไข</w:t>
             </w:r>
           </w:p>
         </w:tc>
@@ -1136,9 +2774,12 @@
             <w:tcW w:w="4680" w:type="dxa"/>
           </w:tcPr>
           <w:p>
-            <w:pPr/>
-            <w:r>
-              <w:t xml:space="preserve">ผู้ใช้คีย์บอร์ดมองไม่เห็นว่าโฟกัสอยู่ที่ลิงก์หรือช่องกรอกใด</w:t>
+            <w:r>
+              <w:rPr>
+                <w:rFonts w:cs="Angsana New"/>
+                <w:cs/>
+              </w:rPr>
+              <w:t>ผู้ใช้คีย์บอร์ดมองไม่เห็นว่าโฟกัสอยู่ที่ลิงก์หรือช่องกรอกใด</w:t>
             </w:r>
           </w:p>
         </w:tc>
@@ -1147,26 +2788,76 @@
             <w:tcW w:w="4680" w:type="dxa"/>
           </w:tcPr>
           <w:p>
-            <w:pPr/>
-            <w:r>
+            <w:r>
+              <w:rPr>
+                <w:rFonts w:cs="Angsana New"/>
+                <w:cs/>
+              </w:rPr>
               <w:t xml:space="preserve">กำหนด </w:t>
             </w:r>
             <w:r>
               <w:rPr>
                 <w:rStyle w:val="CodeChar"/>
-              </w:rPr>
-              <w:t xml:space="preserve">:focus-visible</w:t>
-            </w:r>
-            <w:r>
+                <w:rFonts w:cs="Angsana New"/>
+                <w:szCs w:val="20"/>
+                <w:cs/>
+              </w:rPr>
+              <w:t>:</w:t>
+            </w:r>
+            <w:r>
+              <w:rPr>
+                <w:rStyle w:val="CodeChar"/>
+              </w:rPr>
+              <w:t>focus</w:t>
+            </w:r>
+            <w:r>
+              <w:rPr>
+                <w:rStyle w:val="CodeChar"/>
+                <w:rFonts w:cs="Angsana New"/>
+                <w:szCs w:val="20"/>
+                <w:cs/>
+              </w:rPr>
+              <w:t>-</w:t>
+            </w:r>
+            <w:r>
+              <w:rPr>
+                <w:rStyle w:val="CodeChar"/>
+              </w:rPr>
+              <w:t>visible</w:t>
+            </w:r>
+            <w:r>
+              <w:rPr>
+                <w:rFonts w:cs="Angsana New"/>
+                <w:cs/>
+              </w:rPr>
               <w:t xml:space="preserve"> ให้มีเส้นขอบ </w:t>
             </w:r>
             <w:r>
               <w:rPr>
                 <w:rStyle w:val="CodeChar"/>
               </w:rPr>
-              <w:t xml:space="preserve">outline: 3px</w:t>
-            </w:r>
-            <w:r>
+              <w:t>outline</w:t>
+            </w:r>
+            <w:r>
+              <w:rPr>
+                <w:rStyle w:val="CodeChar"/>
+                <w:rFonts w:cs="Angsana New"/>
+                <w:szCs w:val="20"/>
+                <w:cs/>
+              </w:rPr>
+              <w:t xml:space="preserve">: </w:t>
+            </w:r>
+            <w:r>
+              <w:rPr>
+                <w:rStyle w:val="CodeChar"/>
+              </w:rPr>
+              <w:t>3px</w:t>
+            </w:r>
+            <w:r>
+              <w:rPr>
+                <w:rFonts w:cs="Angsana New"/>
+                <w:cs/>
+              </w:rPr>
               <w:t xml:space="preserve"> ที่ลิงก์ ปุ่ม และช่องกรอกฟอร์ม</w:t>
             </w:r>
           </w:p>
@@ -1178,9 +2869,12 @@
             <w:tcW w:w="4680" w:type="dxa"/>
           </w:tcPr>
           <w:p>
-            <w:pPr/>
-            <w:r>
-              <w:t xml:space="preserve">เมนูล้นหน้าจอบนมือถือ</w:t>
+            <w:r>
+              <w:rPr>
+                <w:rFonts w:cs="Angsana New"/>
+                <w:cs/>
+              </w:rPr>
+              <w:t>เมนูล้นหน้าจอบนมือถือ</w:t>
             </w:r>
           </w:p>
         </w:tc>
@@ -1189,15 +2883,68 @@
             <w:tcW w:w="4680" w:type="dxa"/>
           </w:tcPr>
           <w:p>
-            <w:pPr/>
-            <w:r>
-              <w:t xml:space="preserve">ใช้ Media Query ให้ Header เป็นแนวตั้งและเมนู </w:t>
+            <w:r>
+              <w:rPr>
+                <w:rFonts w:cs="Angsana New"/>
+                <w:cs/>
+              </w:rPr>
+              <w:t xml:space="preserve">ใช้ </w:t>
+            </w:r>
+            <w:r>
+              <w:t xml:space="preserve">Media Query </w:t>
+            </w:r>
+            <w:r>
+              <w:rPr>
+                <w:rFonts w:cs="Angsana New"/>
+                <w:cs/>
+              </w:rPr>
+              <w:t xml:space="preserve">ให้ </w:t>
+            </w:r>
+            <w:r>
+              <w:t xml:space="preserve">Header </w:t>
+            </w:r>
+            <w:r>
+              <w:rPr>
+                <w:rFonts w:cs="Angsana New"/>
+                <w:cs/>
+              </w:rPr>
+              <w:t xml:space="preserve">เป็นแนวตั้งและเมนู </w:t>
             </w:r>
             <w:r>
               <w:rPr>
                 <w:rStyle w:val="CodeChar"/>
               </w:rPr>
-              <w:t xml:space="preserve">flex-wrap: wrap</w:t>
+              <w:t>flex</w:t>
+            </w:r>
+            <w:r>
+              <w:rPr>
+                <w:rStyle w:val="CodeChar"/>
+                <w:rFonts w:cs="Angsana New"/>
+                <w:szCs w:val="20"/>
+                <w:cs/>
+              </w:rPr>
+              <w:t>-</w:t>
+            </w:r>
+            <w:r>
+              <w:rPr>
+                <w:rStyle w:val="CodeChar"/>
+              </w:rPr>
+              <w:t>wrap</w:t>
+            </w:r>
+            <w:r>
+              <w:rPr>
+                <w:rStyle w:val="CodeChar"/>
+                <w:rFonts w:cs="Angsana New"/>
+                <w:szCs w:val="20"/>
+                <w:cs/>
+              </w:rPr>
+              <w:t xml:space="preserve">: </w:t>
+            </w:r>
+            <w:r>
+              <w:rPr>
+                <w:rStyle w:val="CodeChar"/>
+              </w:rPr>
+              <w:t>wrap</w:t>
             </w:r>
           </w:p>
         </w:tc>
@@ -1208,9 +2955,12 @@
             <w:tcW w:w="4680" w:type="dxa"/>
           </w:tcPr>
           <w:p>
-            <w:pPr/>
-            <w:r>
-              <w:t xml:space="preserve">ต้องการให้ข้อความอ่านง่ายและเปลี่ยนโทนสีได้สะดวก</w:t>
+            <w:r>
+              <w:rPr>
+                <w:rFonts w:cs="Angsana New"/>
+                <w:cs/>
+              </w:rPr>
+              <w:t>ต้องการให้ข้อความอ่านง่ายและเปลี่ยนโทนสีได้สะดวก</w:t>
             </w:r>
           </w:p>
         </w:tc>
@@ -1219,17 +2969,43 @@
             <w:tcW w:w="4680" w:type="dxa"/>
           </w:tcPr>
           <w:p>
-            <w:pPr/>
-            <w:r>
-              <w:t xml:space="preserve">ใช้ชุดสีขาว-ดำ-เทาที่ Contrast สูง โดยกำหนดเป็นตัวแปรใน </w:t>
+            <w:r>
+              <w:rPr>
+                <w:rFonts w:cs="Angsana New"/>
+                <w:cs/>
+              </w:rPr>
+              <w:t xml:space="preserve">ใช้ชุดสีขาว-ดำ-เทาที่ </w:t>
+            </w:r>
+            <w:r>
+              <w:t xml:space="preserve">Contrast </w:t>
+            </w:r>
+            <w:r>
+              <w:rPr>
+                <w:rFonts w:cs="Angsana New"/>
+                <w:cs/>
+              </w:rPr>
+              <w:t xml:space="preserve">สูง โดยกำหนดเป็นตัวแปรใน </w:t>
             </w:r>
             <w:r>
               <w:rPr>
                 <w:rStyle w:val="CodeChar"/>
-              </w:rPr>
-              <w:t xml:space="preserve">:root</w:t>
-            </w:r>
-            <w:r>
+                <w:rFonts w:cs="Angsana New"/>
+                <w:szCs w:val="20"/>
+                <w:cs/>
+              </w:rPr>
+              <w:t>:</w:t>
+            </w:r>
+            <w:r>
+              <w:rPr>
+                <w:rStyle w:val="CodeChar"/>
+              </w:rPr>
+              <w:t>root</w:t>
+            </w:r>
+            <w:r>
+              <w:rPr>
+                <w:rFonts w:cs="Angsana New"/>
+                <w:cs/>
+              </w:rPr>
               <w:t xml:space="preserve"> จุดเดียว</w:t>
             </w:r>
           </w:p>
@@ -1241,9 +3017,19 @@
             <w:tcW w:w="4680" w:type="dxa"/>
           </w:tcPr>
           <w:p>
-            <w:pPr/>
-            <w:r>
-              <w:t xml:space="preserve">รูปโปรไฟล์สัดส่วนไม่เป็นวงกลมเมื่อรูปต้นฉบับไม่เป็นจัตุรัส</w:t>
+            <w:r>
+              <w:rPr>
+                <w:rFonts w:cs="Angsana New"/>
+                <w:cs/>
+              </w:rPr>
+              <w:t>รูปโป</w:t>
+            </w:r>
+            <w:r>
+              <w:rPr>
+                <w:rFonts w:cs="Angsana New"/>
+                <w:cs/>
+              </w:rPr>
+              <w:t>รไฟล์สัดส่วนไม่เป็นวงกลมเมื่อรูปต้นฉบับไม่เป็นจัตุรัส</w:t>
             </w:r>
           </w:p>
         </w:tc>
@@ -1252,24 +3038,103 @@
             <w:tcW w:w="4680" w:type="dxa"/>
           </w:tcPr>
           <w:p>
-            <w:pPr/>
-            <w:r>
-              <w:t xml:space="preserve">กำหนดขนาด 200x200px, </w:t>
+            <w:r>
+              <w:rPr>
+                <w:rFonts w:cs="Angsana New"/>
+                <w:cs/>
+              </w:rPr>
+              <w:t xml:space="preserve">กำหนดขนาด </w:t>
+            </w:r>
+            <w:r>
+              <w:t xml:space="preserve">200x200px, </w:t>
             </w:r>
             <w:r>
               <w:rPr>
                 <w:rStyle w:val="CodeChar"/>
               </w:rPr>
-              <w:t xml:space="preserve">border-radius: 50%</w:t>
-            </w:r>
-            <w:r>
+              <w:t>border</w:t>
+            </w:r>
+            <w:r>
+              <w:rPr>
+                <w:rStyle w:val="CodeChar"/>
+                <w:rFonts w:cs="Angsana New"/>
+                <w:szCs w:val="20"/>
+                <w:cs/>
+              </w:rPr>
+              <w:t>-</w:t>
+            </w:r>
+            <w:r>
+              <w:rPr>
+                <w:rStyle w:val="CodeChar"/>
+              </w:rPr>
+              <w:t>radius</w:t>
+            </w:r>
+            <w:r>
+              <w:rPr>
+                <w:rStyle w:val="CodeChar"/>
+                <w:rFonts w:cs="Angsana New"/>
+                <w:szCs w:val="20"/>
+                <w:cs/>
+              </w:rPr>
+              <w:t xml:space="preserve">: </w:t>
+            </w:r>
+            <w:r>
+              <w:rPr>
+                <w:rStyle w:val="CodeChar"/>
+              </w:rPr>
+              <w:t>50</w:t>
+            </w:r>
+            <w:r>
+              <w:rPr>
+                <w:rStyle w:val="CodeChar"/>
+                <w:rFonts w:cs="Angsana New"/>
+                <w:szCs w:val="20"/>
+                <w:cs/>
+              </w:rPr>
+              <w:t>%</w:t>
+            </w:r>
+            <w:r>
+              <w:rPr>
+                <w:rFonts w:cs="Angsana New"/>
+                <w:cs/>
+              </w:rPr>
               <w:t xml:space="preserve"> และใช้ </w:t>
             </w:r>
             <w:r>
               <w:rPr>
                 <w:rStyle w:val="CodeChar"/>
               </w:rPr>
-              <w:t xml:space="preserve">object-fit: cover</w:t>
+              <w:t>object</w:t>
+            </w:r>
+            <w:r>
+              <w:rPr>
+                <w:rStyle w:val="CodeChar"/>
+                <w:rFonts w:cs="Angsana New"/>
+                <w:szCs w:val="20"/>
+                <w:cs/>
+              </w:rPr>
+              <w:t>-</w:t>
+            </w:r>
+            <w:r>
+              <w:rPr>
+                <w:rStyle w:val="CodeChar"/>
+              </w:rPr>
+              <w:t>fit</w:t>
+            </w:r>
+            <w:r>
+              <w:rPr>
+                <w:rStyle w:val="CodeChar"/>
+                <w:rFonts w:cs="Angsana New"/>
+                <w:szCs w:val="20"/>
+                <w:cs/>
+              </w:rPr>
+              <w:t xml:space="preserve">: </w:t>
+            </w:r>
+            <w:r>
+              <w:rPr>
+                <w:rStyle w:val="CodeChar"/>
+              </w:rPr>
+              <w:t>cover</w:t>
             </w:r>
           </w:p>
         </w:tc>
@@ -1280,43 +3145,179 @@
         <w:pStyle w:val="Heading2"/>
       </w:pPr>
       <w:r>
-        <w:t xml:space="preserve">8. สิ่งที่ได้เรียนรู้และแนวทางพัฒนาต่อ</w:t>
-      </w:r>
-    </w:p>
-    <w:p>
-      <w:pPr/>
-      <w:r>
-        <w:rPr>
+        <w:t>8</w:t>
+      </w:r>
+      <w:r>
+        <w:rPr>
+          <w:rFonts w:cs="Angsana New"/>
+          <w:bCs/>
+          <w:szCs w:val="26"/>
+          <w:cs/>
+        </w:rPr>
+        <w:t>. สิ่งที่ได้เรียนรู้และแนวทางพัฒนาต่อ</w:t>
+      </w:r>
+    </w:p>
+    <w:p>
+      <w:r>
+        <w:rPr>
+          <w:rFonts w:cs="Angsana New"/>
           <w:b/>
-        </w:rPr>
-        <w:t xml:space="preserve">สิ่งที่ได้เรียนรู้:</w:t>
-      </w:r>
-      <w:r>
-        <w:t xml:space="preserve"> การวางโครงสร้างเว็บไซต์ก่อนลงมือทำ การเขียน HTML แบบ Semantic การแยก CSS ออกจากเนื้อหา การใช้ตัวแปร CSS ควบคุมธีมสี และการทำ Responsive ด้วย Flexbox, Grid และ Media Query</w:t>
-      </w:r>
-    </w:p>
-    <w:p>
-      <w:pPr/>
-      <w:r>
-        <w:rPr>
+          <w:bCs/>
+          <w:cs/>
+        </w:rPr>
+        <w:t>สิ่งที่ได้เรียนรู้:</w:t>
+      </w:r>
+      <w:r>
+        <w:rPr>
+          <w:rFonts w:cs="Angsana New"/>
+          <w:cs/>
+        </w:rPr>
+        <w:t xml:space="preserve"> การวางโครงสร้างเว็บไซต์ก่อนลงมือทำ การเขียน </w:t>
+      </w:r>
+      <w:r>
+        <w:t xml:space="preserve">HTML </w:t>
+      </w:r>
+      <w:r>
+        <w:rPr>
+          <w:rFonts w:cs="Angsana New"/>
+          <w:cs/>
+        </w:rPr>
+        <w:t xml:space="preserve">แบบ </w:t>
+      </w:r>
+      <w:r>
+        <w:t xml:space="preserve">Semantic </w:t>
+      </w:r>
+      <w:r>
+        <w:rPr>
+          <w:rFonts w:cs="Angsana New"/>
+          <w:cs/>
+        </w:rPr>
+        <w:t xml:space="preserve">การแยก </w:t>
+      </w:r>
+      <w:r>
+        <w:t xml:space="preserve">CSS </w:t>
+      </w:r>
+      <w:r>
+        <w:rPr>
+          <w:rFonts w:cs="Angsana New"/>
+          <w:cs/>
+        </w:rPr>
+        <w:t>ออกจ</w:t>
+      </w:r>
+      <w:r>
+        <w:rPr>
+          <w:rFonts w:cs="Angsana New"/>
+          <w:cs/>
+        </w:rPr>
+        <w:t xml:space="preserve">ากเนื้อหา การใช้ตัวแปร </w:t>
+      </w:r>
+      <w:r>
+        <w:t xml:space="preserve">CSS </w:t>
+      </w:r>
+      <w:r>
+        <w:rPr>
+          <w:rFonts w:cs="Angsana New"/>
+          <w:cs/>
+        </w:rPr>
+        <w:t xml:space="preserve">ควบคุมธีมสี และการทำ </w:t>
+      </w:r>
+      <w:r>
+        <w:t xml:space="preserve">Responsive </w:t>
+      </w:r>
+      <w:r>
+        <w:rPr>
+          <w:rFonts w:cs="Angsana New"/>
+          <w:cs/>
+        </w:rPr>
+        <w:t xml:space="preserve">ด้วย </w:t>
+      </w:r>
+      <w:r>
+        <w:t xml:space="preserve">Flexbox, Grid </w:t>
+      </w:r>
+      <w:r>
+        <w:rPr>
+          <w:rFonts w:cs="Angsana New"/>
+          <w:cs/>
+        </w:rPr>
+        <w:t xml:space="preserve">และ </w:t>
+      </w:r>
+      <w:r>
+        <w:t>Media Query</w:t>
+      </w:r>
+    </w:p>
+    <w:p>
+      <w:r>
+        <w:rPr>
+          <w:rFonts w:cs="Angsana New"/>
           <w:b/>
-        </w:rPr>
-        <w:t xml:space="preserve">ทักษะที่พัฒนาขึ้น:</w:t>
-      </w:r>
-      <w:r>
-        <w:t xml:space="preserve"> การออกแบบหน้าเว็บ การแก้ไขปัญหาการแสดงผล การจัดการไฟล์ด้วย Git/GitHub และการอธิบายโค้ดของตนเอง</w:t>
-      </w:r>
-    </w:p>
-    <w:p>
-      <w:pPr/>
-      <w:r>
-        <w:rPr>
+          <w:bCs/>
+          <w:cs/>
+        </w:rPr>
+        <w:t>ทักษะที่พัฒนาขึ้น:</w:t>
+      </w:r>
+      <w:r>
+        <w:rPr>
+          <w:rFonts w:cs="Angsana New"/>
+          <w:cs/>
+        </w:rPr>
+        <w:t xml:space="preserve"> การออกแบบหน้าเว็บ การแก้ไขปัญหาการแสดงผล การจัดการไฟล์ด้วย </w:t>
+      </w:r>
+      <w:proofErr w:type="spellStart"/>
+      <w:r>
+        <w:t>Git</w:t>
+      </w:r>
+      <w:proofErr w:type="spellEnd"/>
+      <w:r>
+        <w:rPr>
+          <w:rFonts w:cs="Angsana New"/>
+          <w:cs/>
+        </w:rPr>
+        <w:t>/</w:t>
+      </w:r>
+      <w:r>
+        <w:t xml:space="preserve">GitHub </w:t>
+      </w:r>
+      <w:r>
+        <w:rPr>
+          <w:rFonts w:cs="Angsana New"/>
+          <w:cs/>
+        </w:rPr>
+        <w:t>และการอธิบายโค้ดของตนเอง</w:t>
+      </w:r>
+    </w:p>
+    <w:p>
+      <w:r>
+        <w:rPr>
+          <w:rFonts w:cs="Angsana New"/>
           <w:b/>
-        </w:rPr>
-        <w:t xml:space="preserve">แนวทางพัฒนาต่อ:</w:t>
-      </w:r>
-      <w:r>
-        <w:t xml:space="preserve"> เพิ่มข้อมูลประสบการณ์และใบประกาศนียบัตร เพิ่มแอนิเมชันเบา ๆ ด้วย CSS ทำเมนูแฮมเบอร์เกอร์สำหรับมือถือ และเชื่อมแบบฟอร์มติดต่อให้ส่งข้อความได้จริง</w:t>
+          <w:bCs/>
+          <w:cs/>
+        </w:rPr>
+        <w:t>แนวทางพัฒนาต่อ:</w:t>
+      </w:r>
+      <w:r>
+        <w:rPr>
+          <w:rFonts w:cs="Angsana New"/>
+          <w:cs/>
+        </w:rPr>
+        <w:t xml:space="preserve"> เพิ่มข้อมูลประสบการณ์และใบประกาศ</w:t>
+      </w:r>
+      <w:r>
+        <w:rPr>
+          <w:rFonts w:cs="Angsana New"/>
+          <w:cs/>
+        </w:rPr>
+        <w:t xml:space="preserve">นียบัตร เพิ่มแอนิเมชันเบา ๆ ด้วย </w:t>
+      </w:r>
+      <w:r>
+        <w:t xml:space="preserve">CSS </w:t>
+      </w:r>
+      <w:r>
+        <w:rPr>
+          <w:rFonts w:cs="Angsana New"/>
+          <w:cs/>
+        </w:rPr>
+        <w:t>ทำเมนูแฮมเบอร์เกอร์สำหรับมือถือ และเชื่อมแบบฟอร์มติดต่อให้ส่งข้อความได้จริง</w:t>
       </w:r>
     </w:p>
     <w:p>
@@ -1324,7 +3325,16 @@
         <w:pStyle w:val="Heading2"/>
       </w:pPr>
       <w:r>
-        <w:t xml:space="preserve">9. ลิงก์ผลงาน</w:t>
+        <w:t>9</w:t>
+      </w:r>
+      <w:r>
+        <w:rPr>
+          <w:rFonts w:cs="Angsana New"/>
+          <w:bCs/>
+          <w:szCs w:val="26"/>
+          <w:cs/>
+        </w:rPr>
+        <w:t>. ลิงก์ผลงาน</w:t>
       </w:r>
     </w:p>
     <w:p>
@@ -1336,13 +3346,46 @@
         </w:numPr>
       </w:pPr>
       <w:r>
-        <w:t xml:space="preserve">เว็บไซต์ออนไลน์ (GitHub Pages): </w:t>
-      </w:r>
-      <w:r>
-        <w:rPr>
+        <w:rPr>
+          <w:rFonts w:cs="Angsana New"/>
+          <w:cs/>
+        </w:rPr>
+        <w:t>เว็บไซต์ออนไลน์ (</w:t>
+      </w:r>
+      <w:r>
+        <w:t>GitHub Pages</w:t>
+      </w:r>
+      <w:r>
+        <w:rPr>
+          <w:rFonts w:cs="Angsana New"/>
+          <w:cs/>
+        </w:rPr>
+        <w:t xml:space="preserve">): </w:t>
+      </w:r>
+      <w:r>
+        <w:rPr>
+          <w:rFonts w:cs="Angsana New"/>
           <w:i/>
-        </w:rPr>
-        <w:t xml:space="preserve">(ใส่ลิงก์ที่นี่)</w:t>
+          <w:iCs/>
+        </w:rPr>
+        <w:t>https://sxpkait.github.io/Web</w:t>
+      </w:r>
+      <w:r>
+        <w:rPr>
+          <w:rFonts w:cs="Angsana New"/>
+          <w:i/>
+          <w:iCs/>
+          <w:cs/>
+        </w:rPr>
+        <w:t>68-108/</w:t>
+      </w:r>
+      <w:r>
+        <w:rPr>
+          <w:rFonts w:cs="Angsana New"/>
+          <w:i/>
+          <w:iCs/>
+        </w:rPr>
+        <w:t>portfolio/index.html</w:t>
       </w:r>
     </w:p>
     <w:p>
@@ -1354,28 +3397,42 @@
         </w:numPr>
       </w:pPr>
       <w:r>
-        <w:t xml:space="preserve">GitHub Repository: </w:t>
-      </w:r>
-      <w:r>
-        <w:rPr>
+        <w:t>GitHub Repository</w:t>
+      </w:r>
+      <w:r>
+        <w:rPr>
+          <w:rFonts w:cs="Angsana New"/>
+          <w:cs/>
+        </w:rPr>
+        <w:t xml:space="preserve">: </w:t>
+      </w:r>
+      <w:r>
+        <w:rPr>
+          <w:rFonts w:cs="Angsana New"/>
           <w:i/>
-        </w:rPr>
-        <w:t xml:space="preserve">(ใส่ลิงก์ที่นี่)</w:t>
-      </w:r>
+          <w:iCs/>
+        </w:rPr>
+        <w:t>https://github.com/Sxpkait/Web68-108.git</w:t>
+      </w:r>
+      <w:bookmarkStart w:id="2" w:name="_GoBack"/>
+      <w:bookmarkEnd w:id="2"/>
     </w:p>
     <w:sectPr>
       <w:pgSz w:w="12240" w:h="15840"/>
       <w:pgMar w:top="1440" w:right="1440" w:bottom="1440" w:left="1440" w:header="720" w:footer="720" w:gutter="0"/>
+      <w:cols w:space="720"/>
     </w:sectPr>
   </w:body>
 </w:document>
 </file>
 
 <file path=word/numbering.xml><?xml version="1.0" encoding="utf-8"?>
-<w:numbering xmlns:w="http://schemas.openxmlformats.org/wordprocessingml/2006/main">
-  <w:abstractNum w:abstractNumId="0">
+<w:numbering xmlns:wpc="http://schemas.microsoft.com/office/word/2010/wordprocessingCanvas" xmlns:cx="http://schemas.microsoft.com/office/drawing/2014/chartex" xmlns:cx1="http://schemas.microsoft.com/office/drawing/2015/9/8/chartex" xmlns:mc="http://schemas.openxmlformats.org/markup-compatibility/2006" xmlns:o="urn:schemas-microsoft-com:office:office" xmlns:r="http://schemas.openxmlformats.org/officeDocument/2006/relationships" xmlns:m="http://schemas.openxmlformats.org/officeDocument/2006/math" xmlns:v="urn:schemas-microsoft-com:vml" xmlns:wp14="http://schemas.microsoft.com/office/word/2010/wordprocessingDrawing" xmlns:wp="http://schemas.openxmlformats.org/drawingml/2006/wordprocessingDrawing" xmlns:w10="urn:schemas-microsoft-com:office:word" xmlns:w="http://schemas.openxmlformats.org/wordprocessingml/2006/main" xmlns:w14="http://schemas.microsoft.com/office/word/2010/wordml" xmlns:w15="http://schemas.microsoft.com/office/word/2012/wordml" xmlns:w16se="http://schemas.microsoft.com/office/word/2015/wordml/symex" xmlns:wpg="http://schemas.microsoft.com/office/word/2010/wordprocessingGroup" xmlns:wpi="http://schemas.microsoft.com/office/word/2010/wordprocessingInk" xmlns:wne="http://schemas.microsoft.com/office/word/2006/wordml" xmlns:wps="http://schemas.microsoft.com/office/word/2010/wordprocessingShape" mc:Ignorable="w14 w15 w16se wp14">
+  <w:abstractNum w:abstractNumId="0" w15:restartNumberingAfterBreak="0">
+    <w:nsid w:val="52554A8C"/>
     <w:multiLevelType w:val="hybridMultilevel"/>
-    <w:lvl w:ilvl="0">
+    <w:tmpl w:val="41ACF942"/>
+    <w:lvl w:ilvl="0" w:tplc="12161F70">
       <w:start w:val="1"/>
       <w:numFmt w:val="bullet"/>
       <w:lvlText w:val="•"/>
@@ -1384,7 +3441,7 @@
         <w:ind w:left="720" w:hanging="360"/>
       </w:pPr>
     </w:lvl>
-    <w:lvl w:ilvl="1">
+    <w:lvl w:ilvl="1" w:tplc="5218B9EE">
       <w:start w:val="1"/>
       <w:numFmt w:val="bullet"/>
       <w:lvlText w:val="o"/>
@@ -1393,7 +3450,7 @@
         <w:ind w:left="1440" w:hanging="360"/>
       </w:pPr>
     </w:lvl>
-    <w:lvl w:ilvl="2">
+    <w:lvl w:ilvl="2" w:tplc="693EC916">
       <w:start w:val="1"/>
       <w:numFmt w:val="bullet"/>
       <w:lvlText w:val="▪"/>
@@ -1402,7 +3459,7 @@
         <w:ind w:left="2160" w:hanging="360"/>
       </w:pPr>
     </w:lvl>
-    <w:lvl w:ilvl="3">
+    <w:lvl w:ilvl="3" w:tplc="C4CA0A2E">
       <w:start w:val="1"/>
       <w:numFmt w:val="bullet"/>
       <w:lvlText w:val="•"/>
@@ -1411,7 +3468,7 @@
         <w:ind w:left="2880" w:hanging="360"/>
       </w:pPr>
     </w:lvl>
-    <w:lvl w:ilvl="4">
+    <w:lvl w:ilvl="4" w:tplc="D0F4A99A">
       <w:start w:val="1"/>
       <w:numFmt w:val="bullet"/>
       <w:lvlText w:val="o"/>
@@ -1420,7 +3477,7 @@
         <w:ind w:left="3600" w:hanging="360"/>
       </w:pPr>
     </w:lvl>
-    <w:lvl w:ilvl="5">
+    <w:lvl w:ilvl="5" w:tplc="E93064A6">
       <w:start w:val="1"/>
       <w:numFmt w:val="bullet"/>
       <w:lvlText w:val="▪"/>
@@ -1429,7 +3486,7 @@
         <w:ind w:left="4320" w:hanging="360"/>
       </w:pPr>
     </w:lvl>
-    <w:lvl w:ilvl="6">
+    <w:lvl w:ilvl="6" w:tplc="C284E010">
       <w:start w:val="1"/>
       <w:numFmt w:val="bullet"/>
       <w:lvlText w:val="•"/>
@@ -1438,7 +3495,7 @@
         <w:ind w:left="5040" w:hanging="360"/>
       </w:pPr>
     </w:lvl>
-    <w:lvl w:ilvl="7">
+    <w:lvl w:ilvl="7" w:tplc="6ED415B8">
       <w:start w:val="1"/>
       <w:numFmt w:val="bullet"/>
       <w:lvlText w:val="o"/>
@@ -1447,7 +3504,7 @@
         <w:ind w:left="5760" w:hanging="360"/>
       </w:pPr>
     </w:lvl>
-    <w:lvl w:ilvl="8">
+    <w:lvl w:ilvl="8" w:tplc="AD0AE076">
       <w:start w:val="1"/>
       <w:numFmt w:val="bullet"/>
       <w:lvlText w:val="▪"/>
@@ -1457,9 +3514,11 @@
       </w:pPr>
     </w:lvl>
   </w:abstractNum>
-  <w:abstractNum w:abstractNumId="1">
+  <w:abstractNum w:abstractNumId="1" w15:restartNumberingAfterBreak="0">
+    <w:nsid w:val="679621CB"/>
     <w:multiLevelType w:val="hybridMultilevel"/>
-    <w:lvl w:ilvl="0">
+    <w:tmpl w:val="4B82365C"/>
+    <w:lvl w:ilvl="0" w:tplc="F0C41EEC">
       <w:start w:val="1"/>
       <w:numFmt w:val="decimal"/>
       <w:lvlText w:val="%1."/>
@@ -1468,7 +3527,7 @@
         <w:ind w:left="720" w:hanging="360"/>
       </w:pPr>
     </w:lvl>
-    <w:lvl w:ilvl="1">
+    <w:lvl w:ilvl="1" w:tplc="C5EA258C">
       <w:start w:val="1"/>
       <w:numFmt w:val="lowerLetter"/>
       <w:lvlText w:val="%2."/>
@@ -1477,7 +3536,7 @@
         <w:ind w:left="1440" w:hanging="360"/>
       </w:pPr>
     </w:lvl>
-    <w:lvl w:ilvl="2">
+    <w:lvl w:ilvl="2" w:tplc="D22A452C">
       <w:start w:val="1"/>
       <w:numFmt w:val="lowerRoman"/>
       <w:lvlText w:val="%3."/>
@@ -1486,7 +3545,7 @@
         <w:ind w:left="2160" w:hanging="360"/>
       </w:pPr>
     </w:lvl>
-    <w:lvl w:ilvl="3">
+    <w:lvl w:ilvl="3" w:tplc="173482D8">
       <w:start w:val="1"/>
       <w:numFmt w:val="decimal"/>
       <w:lvlText w:val="%4."/>
@@ -1495,7 +3554,7 @@
         <w:ind w:left="2880" w:hanging="360"/>
       </w:pPr>
     </w:lvl>
-    <w:lvl w:ilvl="4">
+    <w:lvl w:ilvl="4" w:tplc="14BA6F86">
       <w:start w:val="1"/>
       <w:numFmt w:val="lowerLetter"/>
       <w:lvlText w:val="%5."/>
@@ -1504,7 +3563,7 @@
         <w:ind w:left="3600" w:hanging="360"/>
       </w:pPr>
     </w:lvl>
-    <w:lvl w:ilvl="5">
+    <w:lvl w:ilvl="5" w:tplc="0BBCA6DC">
       <w:start w:val="1"/>
       <w:numFmt w:val="lowerRoman"/>
       <w:lvlText w:val="%6."/>
@@ -1513,7 +3572,7 @@
         <w:ind w:left="4320" w:hanging="360"/>
       </w:pPr>
     </w:lvl>
-    <w:lvl w:ilvl="6">
+    <w:lvl w:ilvl="6" w:tplc="C0760E5E">
       <w:start w:val="1"/>
       <w:numFmt w:val="decimal"/>
       <w:lvlText w:val="%7."/>
@@ -1522,7 +3581,7 @@
         <w:ind w:left="5040" w:hanging="360"/>
       </w:pPr>
     </w:lvl>
-    <w:lvl w:ilvl="7">
+    <w:lvl w:ilvl="7" w:tplc="9D8A26DE">
       <w:start w:val="1"/>
       <w:numFmt w:val="lowerLetter"/>
       <w:lvlText w:val="%8."/>
@@ -1531,7 +3590,7 @@
         <w:ind w:left="5760" w:hanging="360"/>
       </w:pPr>
     </w:lvl>
-    <w:lvl w:ilvl="8">
+    <w:lvl w:ilvl="8" w:tplc="815AF34C">
       <w:start w:val="1"/>
       <w:numFmt w:val="lowerRoman"/>
       <w:lvlText w:val="%9."/>
@@ -1566,14 +3625,14 @@
 </file>
 
 <file path=word/styles.xml><?xml version="1.0" encoding="utf-8"?>
-<w:styles xmlns:w="http://schemas.openxmlformats.org/wordprocessingml/2006/main">
+<w:styles xmlns:mc="http://schemas.openxmlformats.org/markup-compatibility/2006" xmlns:r="http://schemas.openxmlformats.org/officeDocument/2006/relationships" xmlns:w="http://schemas.openxmlformats.org/wordprocessingml/2006/main" xmlns:w14="http://schemas.microsoft.com/office/word/2010/wordml" xmlns:w15="http://schemas.microsoft.com/office/word/2012/wordml" xmlns:w16se="http://schemas.microsoft.com/office/word/2015/wordml/symex" mc:Ignorable="w14 w15 w16se">
   <w:docDefaults>
     <w:rPrDefault>
       <w:rPr>
-        <w:rFonts w:ascii="Calibri" w:hAnsi="Calibri" w:eastAsia="Calibri" w:cs="Calibri"/>
+        <w:rFonts w:ascii="Calibri" w:eastAsia="Calibri" w:hAnsi="Calibri" w:cs="Calibri"/>
         <w:sz w:val="22"/>
         <w:szCs w:val="22"/>
-        <w:lang w:val="en-US"/>
+        <w:lang w:val="en-US" w:eastAsia="en-US" w:bidi="th-TH"/>
       </w:rPr>
     </w:rPrDefault>
     <w:pPrDefault>
@@ -1582,6 +3641,379 @@
       </w:pPr>
     </w:pPrDefault>
   </w:docDefaults>
+  <w:latentStyles w:defLockedState="0" w:defUIPriority="99" w:defSemiHidden="0" w:defUnhideWhenUsed="0" w:defQFormat="0" w:count="371">
+    <w:lsdException w:name="Normal" w:uiPriority="0" w:qFormat="1"/>
+    <w:lsdException w:name="heading 1" w:uiPriority="9" w:qFormat="1"/>
+    <w:lsdException w:name="heading 2" w:semiHidden="1" w:uiPriority="9" w:unhideWhenUsed="1" w:qFormat="1"/>
+    <w:lsdException w:name="heading 3" w:semiHidden="1" w:uiPriority="9" w:unhideWhenUsed="1" w:qFormat="1"/>
+    <w:lsdException w:name="heading 4" w:semiHidden="1" w:uiPriority="9" w:unhideWhenUsed="1" w:qFormat="1"/>
+    <w:lsdException w:name="heading 5" w:semiHidden="1" w:uiPriority="9" w:unhideWhenUsed="1" w:qFormat="1"/>
+    <w:lsdException w:name="heading 6" w:semiHidden="1" w:uiPriority="9" w:unhideWhenUsed="1" w:qFormat="1"/>
+    <w:lsdException w:name="heading 7" w:semiHidden="1" w:uiPriority="9" w:unhideWhenUsed="1" w:qFormat="1"/>
+    <w:lsdException w:name="heading 8" w:semiHidden="1" w:uiPriority="9" w:unhideWhenUsed="1" w:qFormat="1"/>
+    <w:lsdException w:name="heading 9" w:semiHidden="1" w:uiPriority="9" w:unhideWhenUsed="1" w:qFormat="1"/>
+    <w:lsdException w:name="index 1" w:semiHidden="1" w:unhideWhenUsed="1"/>
+    <w:lsdException w:name="index 2" w:semiHidden="1" w:unhideWhenUsed="1"/>
+    <w:lsdException w:name="index 3" w:semiHidden="1" w:unhideWhenUsed="1"/>
+    <w:lsdException w:name="index 4" w:semiHidden="1" w:unhideWhenUsed="1"/>
+    <w:lsdException w:name="index 5" w:semiHidden="1" w:unhideWhenUsed="1"/>
+    <w:lsdException w:name="index 6" w:semiHidden="1" w:unhideWhenUsed="1"/>
+    <w:lsdException w:name="index 7" w:semiHidden="1" w:unhideWhenUsed="1"/>
+    <w:lsdException w:name="index 8" w:semiHidden="1" w:unhideWhenUsed="1"/>
+    <w:lsdException w:name="index 9" w:semiHidden="1" w:unhideWhenUsed="1"/>
+    <w:lsdException w:name="toc 1" w:semiHidden="1" w:uiPriority="39" w:unhideWhenUsed="1"/>
+    <w:lsdException w:name="toc 2" w:semiHidden="1" w:uiPriority="39" w:unhideWhenUsed="1"/>
+    <w:lsdException w:name="toc 3" w:semiHidden="1" w:uiPriority="39" w:unhideWhenUsed="1"/>
+    <w:lsdException w:name="toc 4" w:semiHidden="1" w:uiPriority="39" w:unhideWhenUsed="1"/>
+    <w:lsdException w:name="toc 5" w:semiHidden="1" w:uiPriority="39" w:unhideWhenUsed="1"/>
+    <w:lsdException w:name="toc 6" w:semiHidden="1" w:uiPriority="39" w:unhideWhenUsed="1"/>
+    <w:lsdException w:name="toc 7" w:semiHidden="1" w:uiPriority="39" w:unhideWhenUsed="1"/>
+    <w:lsdException w:name="toc 8" w:semiHidden="1" w:uiPriority="39" w:unhideWhenUsed="1"/>
+    <w:lsdException w:name="toc 9" w:semiHidden="1" w:uiPriority="39" w:unhideWhenUsed="1"/>
+    <w:lsdException w:name="Normal Indent" w:semiHidden="1" w:unhideWhenUsed="1"/>
+    <w:lsdException w:name="footnote text" w:semiHidden="1" w:unhideWhenUsed="1"/>
+    <w:lsdException w:name="annotation text" w:semiHidden="1" w:unhideWhenUsed="1"/>
+    <w:lsdException w:name="header" w:semiHidden="1" w:unhideWhenUsed="1"/>
+    <w:lsdException w:name="footer" w:semiHidden="1" w:unhideWhenUsed="1"/>
+    <w:lsdException w:name="index heading" w:semiHidden="1" w:unhideWhenUsed="1"/>
+    <w:lsdException w:name="caption" w:semiHidden="1" w:uiPriority="35" w:unhideWhenUsed="1" w:qFormat="1"/>
+    <w:lsdException w:name="table of figures" w:semiHidden="1" w:unhideWhenUsed="1"/>
+    <w:lsdException w:name="envelope address" w:semiHidden="1" w:unhideWhenUsed="1"/>
+    <w:lsdException w:name="envelope return" w:semiHidden="1" w:unhideWhenUsed="1"/>
+    <w:lsdException w:name="footnote reference" w:semiHidden="1" w:unhideWhenUsed="1"/>
+    <w:lsdException w:name="annotation reference" w:semiHidden="1" w:unhideWhenUsed="1"/>
+    <w:lsdException w:name="line number" w:semiHidden="1" w:unhideWhenUsed="1"/>
+    <w:lsdException w:name="page number" w:semiHidden="1" w:unhideWhenUsed="1"/>
+    <w:lsdException w:name="endnote reference" w:semiHidden="1" w:unhideWhenUsed="1"/>
+    <w:lsdException w:name="endnote text" w:semiHidden="1" w:unhideWhenUsed="1"/>
+    <w:lsdException w:name="table of authorities" w:semiHidden="1" w:unhideWhenUsed="1"/>
+    <w:lsdException w:name="macro" w:semiHidden="1" w:unhideWhenUsed="1"/>
+    <w:lsdException w:name="toa heading" w:semiHidden="1" w:unhideWhenUsed="1"/>
+    <w:lsdException w:name="List" w:semiHidden="1" w:unhideWhenUsed="1"/>
+    <w:lsdException w:name="List Bullet" w:semiHidden="1" w:unhideWhenUsed="1"/>
+    <w:lsdException w:name="List Number" w:semiHidden="1" w:unhideWhenUsed="1"/>
+    <w:lsdException w:name="List 2" w:semiHidden="1" w:unhideWhenUsed="1"/>
+    <w:lsdException w:name="List 3" w:semiHidden="1" w:unhideWhenUsed="1"/>
+    <w:lsdException w:name="List 4" w:semiHidden="1" w:unhideWhenUsed="1"/>
+    <w:lsdException w:name="List 5" w:semiHidden="1" w:unhideWhenUsed="1"/>
+    <w:lsdException w:name="List Bullet 2" w:semiHidden="1" w:unhideWhenUsed="1"/>
+    <w:lsdException w:name="List Bullet 3" w:semiHidden="1" w:unhideWhenUsed="1"/>
+    <w:lsdException w:name="List Bullet 4" w:semiHidden="1" w:unhideWhenUsed="1"/>
+    <w:lsdException w:name="List Bullet 5" w:semiHidden="1" w:unhideWhenUsed="1"/>
+    <w:lsdException w:name="List Number 2" w:semiHidden="1" w:unhideWhenUsed="1"/>
+    <w:lsdException w:name="List Number 3" w:semiHidden="1" w:unhideWhenUsed="1"/>
+    <w:lsdException w:name="List Number 4" w:semiHidden="1" w:unhideWhenUsed="1"/>
+    <w:lsdException w:name="List Number 5" w:semiHidden="1" w:unhideWhenUsed="1"/>
+    <w:lsdException w:name="Title" w:uiPriority="10" w:qFormat="1"/>
+    <w:lsdException w:name="Closing" w:semiHidden="1" w:unhideWhenUsed="1"/>
+    <w:lsdException w:name="Signature" w:semiHidden="1" w:unhideWhenUsed="1"/>
+    <w:lsdException w:name="Default Paragraph Font" w:semiHidden="1" w:uiPriority="1" w:unhideWhenUsed="1"/>
+    <w:lsdException w:name="Body Text" w:semiHidden="1" w:unhideWhenUsed="1"/>
+    <w:lsdException w:name="Body Text Indent" w:semiHidden="1" w:unhideWhenUsed="1"/>
+    <w:lsdException w:name="List Continue" w:semiHidden="1" w:unhideWhenUsed="1"/>
+    <w:lsdException w:name="List Continue 2" w:semiHidden="1" w:unhideWhenUsed="1"/>
+    <w:lsdException w:name="List Continue 3" w:semiHidden="1" w:unhideWhenUsed="1"/>
+    <w:lsdException w:name="List Continue 4" w:semiHidden="1" w:unhideWhenUsed="1"/>
+    <w:lsdException w:name="List Continue 5" w:semiHidden="1" w:unhideWhenUsed="1"/>
+    <w:lsdException w:name="Message Header" w:semiHidden="1" w:unhideWhenUsed="1"/>
+    <w:lsdException w:name="Subtitle" w:uiPriority="11" w:qFormat="1"/>
+    <w:lsdException w:name="Salutation" w:semiHidden="1" w:unhideWhenUsed="1"/>
+    <w:lsdException w:name="Date" w:semiHidden="1" w:unhideWhenUsed="1"/>
+    <w:lsdException w:name="Body Text First Indent" w:semiHidden="1" w:unhideWhenUsed="1"/>
+    <w:lsdException w:name="Body Text First Indent 2" w:semiHidden="1" w:unhideWhenUsed="1"/>
+    <w:lsdException w:name="Note Heading" w:semiHidden="1" w:unhideWhenUsed="1"/>
+    <w:lsdException w:name="Body Text 2" w:semiHidden="1" w:unhideWhenUsed="1"/>
+    <w:lsdException w:name="Body Text 3" w:semiHidden="1" w:unhideWhenUsed="1"/>
+    <w:lsdException w:name="Body Text Indent 2" w:semiHidden="1" w:unhideWhenUsed="1"/>
+    <w:lsdException w:name="Body Text Indent 3" w:semiHidden="1" w:unhideWhenUsed="1"/>
+    <w:lsdException w:name="Block Text" w:semiHidden="1" w:unhideWhenUsed="1"/>
+    <w:lsdException w:name="Hyperlink" w:semiHidden="1" w:unhideWhenUsed="1"/>
+    <w:lsdException w:name="FollowedHyperlink" w:semiHidden="1" w:unhideWhenUsed="1"/>
+    <w:lsdException w:name="Strong" w:uiPriority="22" w:qFormat="1"/>
+    <w:lsdException w:name="Emphasis" w:uiPriority="20" w:qFormat="1"/>
+    <w:lsdException w:name="Document Map" w:semiHidden="1" w:unhideWhenUsed="1"/>
+    <w:lsdException w:name="Plain Text" w:semiHidden="1" w:unhideWhenUsed="1"/>
+    <w:lsdException w:name="E-mail Signature" w:semiHidden="1" w:unhideWhenUsed="1"/>
+    <w:lsdException w:name="HTML Top of Form" w:semiHidden="1" w:unhideWhenUsed="1"/>
+    <w:lsdException w:name="HTML Bottom of Form" w:semiHidden="1" w:unhideWhenUsed="1"/>
+    <w:lsdException w:name="Normal (Web)" w:semiHidden="1" w:unhideWhenUsed="1"/>
+    <w:lsdException w:name="HTML Acronym" w:semiHidden="1" w:unhideWhenUsed="1"/>
+    <w:lsdException w:name="HTML Address" w:semiHidden="1" w:unhideWhenUsed="1"/>
+    <w:lsdException w:name="HTML Cite" w:semiHidden="1" w:unhideWhenUsed="1"/>
+    <w:lsdException w:name="HTML Code" w:semiHidden="1" w:unhideWhenUsed="1"/>
+    <w:lsdException w:name="HTML Definition" w:semiHidden="1" w:unhideWhenUsed="1"/>
+    <w:lsdException w:name="HTML Keyboard" w:semiHidden="1" w:unhideWhenUsed="1"/>
+    <w:lsdException w:name="HTML Preformatted" w:semiHidden="1" w:unhideWhenUsed="1"/>
+    <w:lsdException w:name="HTML Sample" w:semiHidden="1" w:unhideWhenUsed="1"/>
+    <w:lsdException w:name="HTML Typewriter" w:semiHidden="1" w:unhideWhenUsed="1"/>
+    <w:lsdException w:name="HTML Variable" w:semiHidden="1" w:unhideWhenUsed="1"/>
+    <w:lsdException w:name="Normal Table" w:semiHidden="1" w:unhideWhenUsed="1"/>
+    <w:lsdException w:name="annotation subject" w:semiHidden="1" w:unhideWhenUsed="1"/>
+    <w:lsdException w:name="No List" w:semiHidden="1" w:unhideWhenUsed="1"/>
+    <w:lsdException w:name="Outline List 1" w:semiHidden="1" w:unhideWhenUsed="1"/>
+    <w:lsdException w:name="Outline List 2" w:semiHidden="1" w:unhideWhenUsed="1"/>
+    <w:lsdException w:name="Outline List 3" w:semiHidden="1" w:unhideWhenUsed="1"/>
+    <w:lsdException w:name="Table Simple 1" w:semiHidden="1" w:unhideWhenUsed="1"/>
+    <w:lsdException w:name="Table Simple 2" w:semiHidden="1" w:unhideWhenUsed="1"/>
+    <w:lsdException w:name="Table Simple 3" w:semiHidden="1" w:unhideWhenUsed="1"/>
+    <w:lsdException w:name="Table Classic 1" w:semiHidden="1" w:unhideWhenUsed="1"/>
+    <w:lsdException w:name="Table Classic 2" w:semiHidden="1" w:unhideWhenUsed="1"/>
+    <w:lsdException w:name="Table Classic 3" w:semiHidden="1" w:unhideWhenUsed="1"/>
+    <w:lsdException w:name="Table Classic 4" w:semiHidden="1" w:unhideWhenUsed="1"/>
+    <w:lsdException w:name="Table Colorful 1" w:semiHidden="1" w:unhideWhenUsed="1"/>
+    <w:lsdException w:name="Table Colorful 2" w:semiHidden="1" w:unhideWhenUsed="1"/>
+    <w:lsdException w:name="Table Colorful 3" w:semiHidden="1" w:unhideWhenUsed="1"/>
+    <w:lsdException w:name="Table Columns 1" w:semiHidden="1" w:unhideWhenUsed="1"/>
+    <w:lsdException w:name="Table Columns 2" w:semiHidden="1" w:unhideWhenUsed="1"/>
+    <w:lsdException w:name="Table Columns 3" w:semiHidden="1" w:unhideWhenUsed="1"/>
+    <w:lsdException w:name="Table Columns 4" w:semiHidden="1" w:unhideWhenUsed="1"/>
+    <w:lsdException w:name="Table Columns 5" w:semiHidden="1" w:unhideWhenUsed="1"/>
+    <w:lsdException w:name="Table Grid 1" w:semiHidden="1" w:unhideWhenUsed="1"/>
+    <w:lsdException w:name="Table Grid 2" w:semiHidden="1" w:unhideWhenUsed="1"/>
+    <w:lsdException w:name="Table Grid 3" w:semiHidden="1" w:unhideWhenUsed="1"/>
+    <w:lsdException w:name="Table Grid 4" w:semiHidden="1" w:unhideWhenUsed="1"/>
+    <w:lsdException w:name="Table Grid 5" w:semiHidden="1" w:unhideWhenUsed="1"/>
+    <w:lsdException w:name="Table Grid 6" w:semiHidden="1" w:unhideWhenUsed="1"/>
+    <w:lsdException w:name="Table Grid 7" w:semiHidden="1" w:unhideWhenUsed="1"/>
+    <w:lsdException w:name="Table Grid 8" w:semiHidden="1" w:unhideWhenUsed="1"/>
+    <w:lsdException w:name="Table List 1" w:semiHidden="1" w:unhideWhenUsed="1"/>
+    <w:lsdException w:name="Table List 2" w:semiHidden="1" w:unhideWhenUsed="1"/>
+    <w:lsdException w:name="Table List 3" w:semiHidden="1" w:unhideWhenUsed="1"/>
+    <w:lsdException w:name="Table List 4" w:semiHidden="1" w:unhideWhenUsed="1"/>
+    <w:lsdException w:name="Table List 5" w:semiHidden="1" w:unhideWhenUsed="1"/>
+    <w:lsdException w:name="Table List 6" w:semiHidden="1" w:unhideWhenUsed="1"/>
+    <w:lsdException w:name="Table List 7" w:semiHidden="1" w:unhideWhenUsed="1"/>
+    <w:lsdException w:name="Table List 8" w:semiHidden="1" w:unhideWhenUsed="1"/>
+    <w:lsdException w:name="Table 3D effects 1" w:semiHidden="1" w:unhideWhenUsed="1"/>
+    <w:lsdException w:name="Table 3D effects 2" w:semiHidden="1" w:unhideWhenUsed="1"/>
+    <w:lsdException w:name="Table 3D effects 3" w:semiHidden="1" w:unhideWhenUsed="1"/>
+    <w:lsdException w:name="Table Contemporary" w:semiHidden="1" w:unhideWhenUsed="1"/>
+    <w:lsdException w:name="Table Elegant" w:semiHidden="1" w:unhideWhenUsed="1"/>
+    <w:lsdException w:name="Table Professional" w:semiHidden="1" w:unhideWhenUsed="1"/>
+    <w:lsdException w:name="Table Subtle 1" w:semiHidden="1" w:unhideWhenUsed="1"/>
+    <w:lsdException w:name="Table Subtle 2" w:semiHidden="1" w:unhideWhenUsed="1"/>
+    <w:lsdException w:name="Table Web 1" w:semiHidden="1" w:unhideWhenUsed="1"/>
+    <w:lsdException w:name="Table Web 2" w:semiHidden="1" w:unhideWhenUsed="1"/>
+    <w:lsdException w:name="Table Web 3" w:semiHidden="1" w:unhideWhenUsed="1"/>
+    <w:lsdException w:name="Balloon Text" w:semiHidden="1" w:unhideWhenUsed="1"/>
+    <w:lsdException w:name="Table Grid" w:uiPriority="39"/>
+    <w:lsdException w:name="Table Theme" w:semiHidden="1" w:unhideWhenUsed="1"/>
+    <w:lsdException w:name="Placeholder Text" w:semiHidden="1"/>
+    <w:lsdException w:name="No Spacing" w:uiPriority="1" w:qFormat="1"/>
+    <w:lsdException w:name="Light Shading" w:uiPriority="60"/>
+    <w:lsdException w:name="Light List" w:uiPriority="61"/>
+    <w:lsdException w:name="Light Grid" w:uiPriority="62"/>
+    <w:lsdException w:name="Medium Shading 1" w:uiPriority="63"/>
+    <w:lsdException w:name="Medium Shading 2" w:uiPriority="64"/>
+    <w:lsdException w:name="Medium List 1" w:uiPriority="65"/>
+    <w:lsdException w:name="Medium List 2" w:uiPriority="66"/>
+    <w:lsdException w:name="Medium Grid 1" w:uiPriority="67"/>
+    <w:lsdException w:name="Medium Grid 2" w:uiPriority="68"/>
+    <w:lsdException w:name="Medium Grid 3" w:uiPriority="69"/>
+    <w:lsdException w:name="Dark List" w:uiPriority="70"/>
+    <w:lsdException w:name="Colorful Shading" w:uiPriority="71"/>
+    <w:lsdException w:name="Colorful List" w:uiPriority="72"/>
+    <w:lsdException w:name="Colorful Grid" w:uiPriority="73"/>
+    <w:lsdException w:name="Light Shading Accent 1" w:uiPriority="60"/>
+    <w:lsdException w:name="Light List Accent 1" w:uiPriority="61"/>
+    <w:lsdException w:name="Light Grid Accent 1" w:uiPriority="62"/>
+    <w:lsdException w:name="Medium Shading 1 Accent 1" w:uiPriority="63"/>
+    <w:lsdException w:name="Medium Shading 2 Accent 1" w:uiPriority="64"/>
+    <w:lsdException w:name="Medium List 1 Accent 1" w:uiPriority="65"/>
+    <w:lsdException w:name="Revision" w:semiHidden="1"/>
+    <w:lsdException w:name="List Paragraph" w:uiPriority="34" w:qFormat="1"/>
+    <w:lsdException w:name="Quote" w:uiPriority="29" w:qFormat="1"/>
+    <w:lsdException w:name="Intense Quote" w:uiPriority="30" w:qFormat="1"/>
+    <w:lsdException w:name="Medium List 2 Accent 1" w:uiPriority="66"/>
+    <w:lsdException w:name="Medium Grid 1 Accent 1" w:uiPriority="67"/>
+    <w:lsdException w:name="Medium Grid 2 Accent 1" w:uiPriority="68"/>
+    <w:lsdException w:name="Medium Grid 3 Accent 1" w:uiPriority="69"/>
+    <w:lsdException w:name="Dark List Accent 1" w:uiPriority="70"/>
+    <w:lsdException w:name="Colorful Shading Accent 1" w:uiPriority="71"/>
+    <w:lsdException w:name="Colorful List Accent 1" w:uiPriority="72"/>
+    <w:lsdException w:name="Colorful Grid Accent 1" w:uiPriority="73"/>
+    <w:lsdException w:name="Light Shading Accent 2" w:uiPriority="60"/>
+    <w:lsdException w:name="Light List Accent 2" w:uiPriority="61"/>
+    <w:lsdException w:name="Light Grid Accent 2" w:uiPriority="62"/>
+    <w:lsdException w:name="Medium Shading 1 Accent 2" w:uiPriority="63"/>
+    <w:lsdException w:name="Medium Shading 2 Accent 2" w:uiPriority="64"/>
+    <w:lsdException w:name="Medium List 1 Accent 2" w:uiPriority="65"/>
+    <w:lsdException w:name="Medium List 2 Accent 2" w:uiPriority="66"/>
+    <w:lsdException w:name="Medium Grid 1 Accent 2" w:uiPriority="67"/>
+    <w:lsdException w:name="Medium Grid 2 Accent 2" w:uiPriority="68"/>
+    <w:lsdException w:name="Medium Grid 3 Accent 2" w:uiPriority="69"/>
+    <w:lsdException w:name="Dark List Accent 2" w:uiPriority="70"/>
+    <w:lsdException w:name="Colorful Shading Accent 2" w:uiPriority="71"/>
+    <w:lsdException w:name="Colorful List Accent 2" w:uiPriority="72"/>
+    <w:lsdException w:name="Colorful Grid Accent 2" w:uiPriority="73"/>
+    <w:lsdException w:name="Light Shading Accent 3" w:uiPriority="60"/>
+    <w:lsdException w:name="Light List Accent 3" w:uiPriority="61"/>
+    <w:lsdException w:name="Light Grid Accent 3" w:uiPriority="62"/>
+    <w:lsdException w:name="Medium Shading 1 Accent 3" w:uiPriority="63"/>
+    <w:lsdException w:name="Medium Shading 2 Accent 3" w:uiPriority="64"/>
+    <w:lsdException w:name="Medium List 1 Accent 3" w:uiPriority="65"/>
+    <w:lsdException w:name="Medium List 2 Accent 3" w:uiPriority="66"/>
+    <w:lsdException w:name="Medium Grid 1 Accent 3" w:uiPriority="67"/>
+    <w:lsdException w:name="Medium Grid 2 Accent 3" w:uiPriority="68"/>
+    <w:lsdException w:name="Medium Grid 3 Accent 3" w:uiPriority="69"/>
+    <w:lsdException w:name="Dark List Accent 3" w:uiPriority="70"/>
+    <w:lsdException w:name="Colorful Shading Accent 3" w:uiPriority="71"/>
+    <w:lsdException w:name="Colorful List Accent 3" w:uiPriority="72"/>
+    <w:lsdException w:name="Colorful Grid Accent 3" w:uiPriority="73"/>
+    <w:lsdException w:name="Light Shading Accent 4" w:uiPriority="60"/>
+    <w:lsdException w:name="Light List Accent 4" w:uiPriority="61"/>
+    <w:lsdException w:name="Light Grid Accent 4" w:uiPriority="62"/>
+    <w:lsdException w:name="Medium Shading 1 Accent 4" w:uiPriority="63"/>
+    <w:lsdException w:name="Medium Shading 2 Accent 4" w:uiPriority="64"/>
+    <w:lsdException w:name="Medium List 1 Accent 4" w:uiPriority="65"/>
+    <w:lsdException w:name="Medium List 2 Accent 4" w:uiPriority="66"/>
+    <w:lsdException w:name="Medium Grid 1 Accent 4" w:uiPriority="67"/>
+    <w:lsdException w:name="Medium Grid 2 Accent 4" w:uiPriority="68"/>
+    <w:lsdException w:name="Medium Grid 3 Accent 4" w:uiPriority="69"/>
+    <w:lsdException w:name="Dark List Accent 4" w:uiPriority="70"/>
+    <w:lsdException w:name="Colorful Shading Accent 4" w:uiPriority="71"/>
+    <w:lsdException w:name="Colorful List Accent 4" w:uiPriority="72"/>
+    <w:lsdException w:name="Colorful Grid Accent 4" w:uiPriority="73"/>
+    <w:lsdException w:name="Light Shading Accent 5" w:uiPriority="60"/>
+    <w:lsdException w:name="Light List Accent 5" w:uiPriority="61"/>
+    <w:lsdException w:name="Light Grid Accent 5" w:uiPriority="62"/>
+    <w:lsdException w:name="Medium Shading 1 Accent 5" w:uiPriority="63"/>
+    <w:lsdException w:name="Medium Shading 2 Accent 5" w:uiPriority="64"/>
+    <w:lsdException w:name="Medium List 1 Accent 5" w:uiPriority="65"/>
+    <w:lsdException w:name="Medium List 2 Accent 5" w:uiPriority="66"/>
+    <w:lsdException w:name="Medium Grid 1 Accent 5" w:uiPriority="67"/>
+    <w:lsdException w:name="Medium Grid 2 Accent 5" w:uiPriority="68"/>
+    <w:lsdException w:name="Medium Grid 3 Accent 5" w:uiPriority="69"/>
+    <w:lsdException w:name="Dark List Accent 5" w:uiPriority="70"/>
+    <w:lsdException w:name="Colorful Shading Accent 5" w:uiPriority="71"/>
+    <w:lsdException w:name="Colorful List Accent 5" w:uiPriority="72"/>
+    <w:lsdException w:name="Colorful Grid Accent 5" w:uiPriority="73"/>
+    <w:lsdException w:name="Light Shading Accent 6" w:uiPriority="60"/>
+    <w:lsdException w:name="Light List Accent 6" w:uiPriority="61"/>
+    <w:lsdException w:name="Light Grid Accent 6" w:uiPriority="62"/>
+    <w:lsdException w:name="Medium Shading 1 Accent 6" w:uiPriority="63"/>
+    <w:lsdException w:name="Medium Shading 2 Accent 6" w:uiPriority="64"/>
+    <w:lsdException w:name="Medium List 1 Accent 6" w:uiPriority="65"/>
+    <w:lsdException w:name="Medium List 2 Accent 6" w:uiPriority="66"/>
+    <w:lsdException w:name="Medium Grid 1 Accent 6" w:uiPriority="67"/>
+    <w:lsdException w:name="Medium Grid 2 Accent 6" w:uiPriority="68"/>
+    <w:lsdException w:name="Medium Grid 3 Accent 6" w:uiPriority="69"/>
+    <w:lsdException w:name="Dark List Accent 6" w:uiPriority="70"/>
+    <w:lsdException w:name="Colorful Shading Accent 6" w:uiPriority="71"/>
+    <w:lsdException w:name="Colorful List Accent 6" w:uiPriority="72"/>
+    <w:lsdException w:name="Colorful Grid Accent 6" w:uiPriority="73"/>
+    <w:lsdException w:name="Subtle Emphasis" w:uiPriority="19" w:qFormat="1"/>
+    <w:lsdException w:name="Intense Emphasis" w:uiPriority="21" w:qFormat="1"/>
+    <w:lsdException w:name="Subtle Reference" w:uiPriority="31" w:qFormat="1"/>
+    <w:lsdException w:name="Intense Reference" w:uiPriority="32" w:qFormat="1"/>
+    <w:lsdException w:name="Book Title" w:uiPriority="33" w:qFormat="1"/>
+    <w:lsdException w:name="Bibliography" w:semiHidden="1" w:uiPriority="37" w:unhideWhenUsed="1"/>
+    <w:lsdException w:name="TOC Heading" w:semiHidden="1" w:uiPriority="39" w:unhideWhenUsed="1" w:qFormat="1"/>
+    <w:lsdException w:name="Plain Table 1" w:uiPriority="41"/>
+    <w:lsdException w:name="Plain Table 2" w:uiPriority="42"/>
+    <w:lsdException w:name="Plain Table 3" w:uiPriority="43"/>
+    <w:lsdException w:name="Plain Table 4" w:uiPriority="44"/>
+    <w:lsdException w:name="Plain Table 5" w:uiPriority="45"/>
+    <w:lsdException w:name="Grid Table Light" w:uiPriority="40"/>
+    <w:lsdException w:name="Grid Table 1 Light" w:uiPriority="46"/>
+    <w:lsdException w:name="Grid Table 2" w:uiPriority="47"/>
+    <w:lsdException w:name="Grid Table 3" w:uiPriority="48"/>
+    <w:lsdException w:name="Grid Table 4" w:uiPriority="49"/>
+    <w:lsdException w:name="Grid Table 5 Dark" w:uiPriority="50"/>
+    <w:lsdException w:name="Grid Table 6 Colorful" w:uiPriority="51"/>
+    <w:lsdException w:name="Grid Table 7 Colorful" w:uiPriority="52"/>
+    <w:lsdException w:name="Grid Table 1 Light Accent 1" w:uiPriority="46"/>
+    <w:lsdException w:name="Grid Table 2 Accent 1" w:uiPriority="47"/>
+    <w:lsdException w:name="Grid Table 3 Accent 1" w:uiPriority="48"/>
+    <w:lsdException w:name="Grid Table 4 Accent 1" w:uiPriority="49"/>
+    <w:lsdException w:name="Grid Table 5 Dark Accent 1" w:uiPriority="50"/>
+    <w:lsdException w:name="Grid Table 6 Colorful Accent 1" w:uiPriority="51"/>
+    <w:lsdException w:name="Grid Table 7 Colorful Accent 1" w:uiPriority="52"/>
+    <w:lsdException w:name="Grid Table 1 Light Accent 2" w:uiPriority="46"/>
+    <w:lsdException w:name="Grid Table 2 Accent 2" w:uiPriority="47"/>
+    <w:lsdException w:name="Grid Table 3 Accent 2" w:uiPriority="48"/>
+    <w:lsdException w:name="Grid Table 4 Accent 2" w:uiPriority="49"/>
+    <w:lsdException w:name="Grid Table 5 Dark Accent 2" w:uiPriority="50"/>
+    <w:lsdException w:name="Grid Table 6 Colorful Accent 2" w:uiPriority="51"/>
+    <w:lsdException w:name="Grid Table 7 Colorful Accent 2" w:uiPriority="52"/>
+    <w:lsdException w:name="Grid Table 1 Light Accent 3" w:uiPriority="46"/>
+    <w:lsdException w:name="Grid Table 2 Accent 3" w:uiPriority="47"/>
+    <w:lsdException w:name="Grid Table 3 Accent 3" w:uiPriority="48"/>
+    <w:lsdException w:name="Grid Table 4 Accent 3" w:uiPriority="49"/>
+    <w:lsdException w:name="Grid Table 5 Dark Accent 3" w:uiPriority="50"/>
+    <w:lsdException w:name="Grid Table 6 Colorful Accent 3" w:uiPriority="51"/>
+    <w:lsdException w:name="Grid Table 7 Colorful Accent 3" w:uiPriority="52"/>
+    <w:lsdException w:name="Grid Table 1 Light Accent 4" w:uiPriority="46"/>
+    <w:lsdException w:name="Grid Table 2 Accent 4" w:uiPriority="47"/>
+    <w:lsdException w:name="Grid Table 3 Accent 4" w:uiPriority="48"/>
+    <w:lsdException w:name="Grid Table 4 Accent 4" w:uiPriority="49"/>
+    <w:lsdException w:name="Grid Table 5 Dark Accent 4" w:uiPriority="50"/>
+    <w:lsdException w:name="Grid Table 6 Colorful Accent 4" w:uiPriority="51"/>
+    <w:lsdException w:name="Grid Table 7 Colorful Accent 4" w:uiPriority="52"/>
+    <w:lsdException w:name="Grid Table 1 Light Accent 5" w:uiPriority="46"/>
+    <w:lsdException w:name="Grid Table 2 Accent 5" w:uiPriority="47"/>
+    <w:lsdException w:name="Grid Table 3 Accent 5" w:uiPriority="48"/>
+    <w:lsdException w:name="Grid Table 4 Accent 5" w:uiPriority="49"/>
+    <w:lsdException w:name="Grid Table 5 Dark Accent 5" w:uiPriority="50"/>
+    <w:lsdException w:name="Grid Table 6 Colorful Accent 5" w:uiPriority="51"/>
+    <w:lsdException w:name="Grid Table 7 Colorful Accent 5" w:uiPriority="52"/>
+    <w:lsdException w:name="Grid Table 1 Light Accent 6" w:uiPriority="46"/>
+    <w:lsdException w:name="Grid Table 2 Accent 6" w:uiPriority="47"/>
+    <w:lsdException w:name="Grid Table 3 Accent 6" w:uiPriority="48"/>
+    <w:lsdException w:name="Grid Table 4 Accent 6" w:uiPriority="49"/>
+    <w:lsdException w:name="Grid Table 5 Dark Accent 6" w:uiPriority="50"/>
+    <w:lsdException w:name="Grid Table 6 Colorful Accent 6" w:uiPriority="51"/>
+    <w:lsdException w:name="Grid Table 7 Colorful Accent 6" w:uiPriority="52"/>
+    <w:lsdException w:name="List Table 1 Light" w:uiPriority="46"/>
+    <w:lsdException w:name="List Table 2" w:uiPriority="47"/>
+    <w:lsdException w:name="List Table 3" w:uiPriority="48"/>
+    <w:lsdException w:name="List Table 4" w:uiPriority="49"/>
+    <w:lsdException w:name="List Table 5 Dark" w:uiPriority="50"/>
+    <w:lsdException w:name="List Table 6 Colorful" w:uiPriority="51"/>
+    <w:lsdException w:name="List Table 7 Colorful" w:uiPriority="52"/>
+    <w:lsdException w:name="List Table 1 Light Accent 1" w:uiPriority="46"/>
+    <w:lsdException w:name="List Table 2 Accent 1" w:uiPriority="47"/>
+    <w:lsdException w:name="List Table 3 Accent 1" w:uiPriority="48"/>
+    <w:lsdException w:name="List Table 4 Accent 1" w:uiPriority="49"/>
+    <w:lsdException w:name="List Table 5 Dark Accent 1" w:uiPriority="50"/>
+    <w:lsdException w:name="List Table 6 Colorful Accent 1" w:uiPriority="51"/>
+    <w:lsdException w:name="List Table 7 Colorful Accent 1" w:uiPriority="52"/>
+    <w:lsdException w:name="List Table 1 Light Accent 2" w:uiPriority="46"/>
+    <w:lsdException w:name="List Table 2 Accent 2" w:uiPriority="47"/>
+    <w:lsdException w:name="List Table 3 Accent 2" w:uiPriority="48"/>
+    <w:lsdException w:name="List Table 4 Accent 2" w:uiPriority="49"/>
+    <w:lsdException w:name="List Table 5 Dark Accent 2" w:uiPriority="50"/>
+    <w:lsdException w:name="List Table 6 Colorful Accent 2" w:uiPriority="51"/>
+    <w:lsdException w:name="List Table 7 Colorful Accent 2" w:uiPriority="52"/>
+    <w:lsdException w:name="List Table 1 Light Accent 3" w:uiPriority="46"/>
+    <w:lsdException w:name="List Table 2 Accent 3" w:uiPriority="47"/>
+    <w:lsdException w:name="List Table 3 Accent 3" w:uiPriority="48"/>
+    <w:lsdException w:name="List Table 4 Accent 3" w:uiPriority="49"/>
+    <w:lsdException w:name="List Table 5 Dark Accent 3" w:uiPriority="50"/>
+    <w:lsdException w:name="List Table 6 Colorful Accent 3" w:uiPriority="51"/>
+    <w:lsdException w:name="List Table 7 Colorful Accent 3" w:uiPriority="52"/>
+    <w:lsdException w:name="List Table 1 Light Accent 4" w:uiPriority="46"/>
+    <w:lsdException w:name="List Table 2 Accent 4" w:uiPriority="47"/>
+    <w:lsdException w:name="List Table 3 Accent 4" w:uiPriority="48"/>
+    <w:lsdException w:name="List Table 4 Accent 4" w:uiPriority="49"/>
+    <w:lsdException w:name="List Table 5 Dark Accent 4" w:uiPriority="50"/>
+    <w:lsdException w:name="List Table 6 Colorful Accent 4" w:uiPriority="51"/>
+    <w:lsdException w:name="List Table 7 Colorful Accent 4" w:uiPriority="52"/>
+    <w:lsdException w:name="List Table 1 Light Accent 5" w:uiPriority="46"/>
+    <w:lsdException w:name="List Table 2 Accent 5" w:uiPriority="47"/>
+    <w:lsdException w:name="List Table 3 Accent 5" w:uiPriority="48"/>
+    <w:lsdException w:name="List Table 4 Accent 5" w:uiPriority="49"/>
+    <w:lsdException w:name="List Table 5 Dark Accent 5" w:uiPriority="50"/>
+    <w:lsdException w:name="List Table 6 Colorful Accent 5" w:uiPriority="51"/>
+    <w:lsdException w:name="List Table 7 Colorful Accent 5" w:uiPriority="52"/>
+    <w:lsdException w:name="List Table 1 Light Accent 6" w:uiPriority="46"/>
+    <w:lsdException w:name="List Table 2 Accent 6" w:uiPriority="47"/>
+    <w:lsdException w:name="List Table 3 Accent 6" w:uiPriority="48"/>
+    <w:lsdException w:name="List Table 4 Accent 6" w:uiPriority="49"/>
+    <w:lsdException w:name="List Table 5 Dark Accent 6" w:uiPriority="50"/>
+    <w:lsdException w:name="List Table 6 Colorful Accent 6" w:uiPriority="51"/>
+    <w:lsdException w:name="List Table 7 Colorful Accent 6" w:uiPriority="52"/>
+  </w:latentStyles>
   <w:style w:type="paragraph" w:default="1" w:styleId="Normal">
     <w:name w:val="Normal"/>
     <w:qFormat/>
@@ -1642,7 +4074,6 @@
     </w:pPr>
     <w:rPr>
       <w:b/>
-      <w:sz w:val="22"/>
     </w:rPr>
   </w:style>
   <w:style w:type="paragraph" w:styleId="Heading5">
@@ -1656,7 +4087,6 @@
     </w:pPr>
     <w:rPr>
       <w:b/>
-      <w:sz w:val="22"/>
     </w:rPr>
   </w:style>
   <w:style w:type="paragraph" w:styleId="Heading6">
@@ -1670,8 +4100,34 @@
     </w:pPr>
     <w:rPr>
       <w:i/>
-      <w:sz w:val="22"/>
     </w:rPr>
+  </w:style>
+  <w:style w:type="character" w:default="1" w:styleId="DefaultParagraphFont">
+    <w:name w:val="Default Paragraph Font"/>
+    <w:uiPriority w:val="1"/>
+    <w:semiHidden/>
+    <w:unhideWhenUsed/>
+  </w:style>
+  <w:style w:type="table" w:default="1" w:styleId="TableNormal">
+    <w:name w:val="Normal Table"/>
+    <w:uiPriority w:val="99"/>
+    <w:semiHidden/>
+    <w:unhideWhenUsed/>
+    <w:tblPr>
+      <w:tblInd w:w="0" w:type="dxa"/>
+      <w:tblCellMar>
+        <w:top w:w="0" w:type="dxa"/>
+        <w:left w:w="108" w:type="dxa"/>
+        <w:bottom w:w="0" w:type="dxa"/>
+        <w:right w:w="108" w:type="dxa"/>
+      </w:tblCellMar>
+    </w:tblPr>
+  </w:style>
+  <w:style w:type="numbering" w:default="1" w:styleId="NoList">
+    <w:name w:val="No List"/>
+    <w:uiPriority w:val="99"/>
+    <w:semiHidden/>
+    <w:unhideWhenUsed/>
   </w:style>
   <w:style w:type="paragraph" w:styleId="Title">
     <w:name w:val="Title"/>
@@ -1691,35 +4147,35 @@
     <w:basedOn w:val="Normal"/>
     <w:qFormat/>
     <w:pPr>
-      <w:ind w:left="720" w:right="720"/>
       <w:pBdr>
         <w:left w:val="single" w:sz="12" w:space="8" w:color="A0A0A0"/>
       </w:pBdr>
+      <w:ind w:left="720" w:right="720"/>
     </w:pPr>
     <w:rPr>
       <w:i/>
       <w:color w:val="404040"/>
     </w:rPr>
   </w:style>
-  <w:style w:type="paragraph" w:styleId="Code">
+  <w:style w:type="paragraph" w:customStyle="1" w:styleId="Code">
     <w:name w:val="Code"/>
     <w:basedOn w:val="Normal"/>
     <w:link w:val="CodeChar"/>
     <w:pPr>
+      <w:shd w:val="clear" w:color="auto" w:fill="F5F5F5"/>
       <w:spacing w:after="0" w:line="240" w:lineRule="auto"/>
       <w:contextualSpacing/>
-      <w:shd w:val="clear" w:color="auto" w:fill="F5F5F5"/>
     </w:pPr>
     <w:rPr>
-      <w:rFonts w:ascii="Consolas" w:hAnsi="Consolas" w:eastAsia="Consolas" w:cs="Consolas"/>
+      <w:rFonts w:ascii="Consolas" w:eastAsia="Consolas" w:hAnsi="Consolas" w:cs="Consolas"/>
       <w:sz w:val="20"/>
     </w:rPr>
   </w:style>
-  <w:style w:type="character" w:styleId="CodeChar">
+  <w:style w:type="character" w:customStyle="1" w:styleId="CodeChar">
     <w:name w:val="Code Char"/>
     <w:link w:val="Code"/>
     <w:rPr>
-      <w:rFonts w:ascii="Consolas" w:hAnsi="Consolas" w:eastAsia="Consolas" w:cs="Consolas"/>
+      <w:rFonts w:ascii="Consolas" w:eastAsia="Consolas" w:hAnsi="Consolas" w:cs="Consolas"/>
       <w:sz w:val="20"/>
       <w:shd w:val="clear" w:color="auto" w:fill="F5F5F5"/>
     </w:rPr>
@@ -1743,7 +4199,6 @@
   <w:style w:type="paragraph" w:styleId="CommentText">
     <w:name w:val="annotation text"/>
     <w:basedOn w:val="Normal"/>
-    <w:link w:val="CommentTextChar"/>
     <w:pPr>
       <w:spacing w:line="240" w:lineRule="auto"/>
     </w:pPr>
@@ -1758,18 +4213,6 @@
       <w:sz w:val="16"/>
       <w:szCs w:val="16"/>
     </w:rPr>
-  </w:style>
-  <w:style w:type="table" w:default="1" w:styleId="TableNormal">
-    <w:name w:val="Normal Table"/>
-    <w:tblPr>
-      <w:tblInd w:w="0" w:type="dxa"/>
-      <w:tblCellMar>
-        <w:top w:w="0" w:type="dxa"/>
-        <w:left w:w="108" w:type="dxa"/>
-        <w:bottom w:w="0" w:type="dxa"/>
-        <w:right w:w="108" w:type="dxa"/>
-      </w:tblCellMar>
-    </w:tblPr>
   </w:style>
   <w:style w:type="table" w:styleId="TableGrid">
     <w:name w:val="Table Grid"/>
@@ -1786,4 +4229,265 @@
     </w:tblPr>
   </w:style>
 </w:styles>
+</file>
+
+<file path=word/theme/theme1.xml><?xml version="1.0" encoding="utf-8"?>
+<a:theme xmlns:a="http://schemas.openxmlformats.org/drawingml/2006/main" name="Office Theme">
+  <a:themeElements>
+    <a:clrScheme name="Office">
+      <a:dk1>
+        <a:sysClr val="windowText" lastClr="000000"/>
+      </a:dk1>
+      <a:lt1>
+        <a:sysClr val="window" lastClr="FFFFFF"/>
+      </a:lt1>
+      <a:dk2>
+        <a:srgbClr val="44546A"/>
+      </a:dk2>
+      <a:lt2>
+        <a:srgbClr val="E7E6E6"/>
+      </a:lt2>
+      <a:accent1>
+        <a:srgbClr val="5B9BD5"/>
+      </a:accent1>
+      <a:accent2>
+        <a:srgbClr val="ED7D31"/>
+      </a:accent2>
+      <a:accent3>
+        <a:srgbClr val="A5A5A5"/>
+      </a:accent3>
+      <a:accent4>
+        <a:srgbClr val="FFC000"/>
+      </a:accent4>
+      <a:accent5>
+        <a:srgbClr val="4472C4"/>
+      </a:accent5>
+      <a:accent6>
+        <a:srgbClr val="70AD47"/>
+      </a:accent6>
+      <a:hlink>
+        <a:srgbClr val="0563C1"/>
+      </a:hlink>
+      <a:folHlink>
+        <a:srgbClr val="954F72"/>
+      </a:folHlink>
+    </a:clrScheme>
+    <a:fontScheme name="Office">
+      <a:majorFont>
+        <a:latin typeface="Calibri Light" panose="020F0302020204030204"/>
+        <a:ea typeface=""/>
+        <a:cs typeface=""/>
+        <a:font script="Jpan" typeface="游ゴシック Light"/>
+        <a:font script="Hang" typeface="맑은 고딕"/>
+        <a:font script="Hans" typeface="等线 Light"/>
+        <a:font script="Hant" typeface="新細明體"/>
+        <a:font script="Arab" typeface="Times New Roman"/>
+        <a:font script="Hebr" typeface="Times New Roman"/>
+        <a:font script="Thai" typeface="Angsana New"/>
+        <a:font script="Ethi" typeface="Nyala"/>
+        <a:font script="Beng" typeface="Vrinda"/>
+        <a:font script="Gujr" typeface="Shruti"/>
+        <a:font script="Khmr" typeface="MoolBoran"/>
+        <a:font script="Knda" typeface="Tunga"/>
+        <a:font script="Guru" typeface="Raavi"/>
+        <a:font script="Cans" typeface="Euphemia"/>
+        <a:font script="Cher" typeface="Plantagenet Cherokee"/>
+        <a:font script="Yiii" typeface="Microsoft Yi Baiti"/>
+        <a:font script="Tibt" typeface="Microsoft Himalaya"/>
+        <a:font script="Thaa" typeface="MV Boli"/>
+        <a:font script="Deva" typeface="Mangal"/>
+        <a:font script="Telu" typeface="Gautami"/>
+        <a:font script="Taml" typeface="Latha"/>
+        <a:font script="Syrc" typeface="Estrangelo Edessa"/>
+        <a:font script="Orya" typeface="Kalinga"/>
+        <a:font script="Mlym" typeface="Kartika"/>
+        <a:font script="Laoo" typeface="DokChampa"/>
+        <a:font script="Sinh" typeface="Iskoola Pota"/>
+        <a:font script="Mong" typeface="Mongolian Baiti"/>
+        <a:font script="Viet" typeface="Times New Roman"/>
+        <a:font script="Uigh" typeface="Microsoft Uighur"/>
+        <a:font script="Geor" typeface="Sylfaen"/>
+      </a:majorFont>
+      <a:minorFont>
+        <a:latin typeface="Calibri" panose="020F0502020204030204"/>
+        <a:ea typeface=""/>
+        <a:cs typeface=""/>
+        <a:font script="Jpan" typeface="游明朝"/>
+        <a:font script="Hang" typeface="맑은 고딕"/>
+        <a:font script="Hans" typeface="等线"/>
+        <a:font script="Hant" typeface="新細明體"/>
+        <a:font script="Arab" typeface="Arial"/>
+        <a:font script="Hebr" typeface="Arial"/>
+        <a:font script="Thai" typeface="Cordia New"/>
+        <a:font script="Ethi" typeface="Nyala"/>
+        <a:font script="Beng" typeface="Vrinda"/>
+        <a:font script="Gujr" typeface="Shruti"/>
+        <a:font script="Khmr" typeface="DaunPenh"/>
+        <a:font script="Knda" typeface="Tunga"/>
+        <a:font script="Guru" typeface="Raavi"/>
+        <a:font script="Cans" typeface="Euphemia"/>
+        <a:font script="Cher" typeface="Plantagenet Cherokee"/>
+        <a:font script="Yiii" typeface="Microsoft Yi Baiti"/>
+        <a:font script="Tibt" typeface="Microsoft Himalaya"/>
+        <a:font script="Thaa" typeface="MV Boli"/>
+        <a:font script="Deva" typeface="Mangal"/>
+        <a:font script="Telu" typeface="Gautami"/>
+        <a:font script="Taml" typeface="Latha"/>
+        <a:font script="Syrc" typeface="Estrangelo Edessa"/>
+        <a:font script="Orya" typeface="Kalinga"/>
+        <a:font script="Mlym" typeface="Kartika"/>
+        <a:font script="Laoo" typeface="DokChampa"/>
+        <a:font script="Sinh" typeface="Iskoola Pota"/>
+        <a:font script="Mong" typeface="Mongolian Baiti"/>
+        <a:font script="Viet" typeface="Arial"/>
+        <a:font script="Uigh" typeface="Microsoft Uighur"/>
+        <a:font script="Geor" typeface="Sylfaen"/>
+      </a:minorFont>
+    </a:fontScheme>
+    <a:fmtScheme name="Office">
+      <a:fillStyleLst>
+        <a:solidFill>
+          <a:schemeClr val="phClr"/>
+        </a:solidFill>
+        <a:gradFill rotWithShape="1">
+          <a:gsLst>
+            <a:gs pos="0">
+              <a:schemeClr val="phClr">
+                <a:lumMod val="110000"/>
+                <a:satMod val="105000"/>
+                <a:tint val="67000"/>
+              </a:schemeClr>
+            </a:gs>
+            <a:gs pos="50000">
+              <a:schemeClr val="phClr">
+                <a:lumMod val="105000"/>
+                <a:satMod val="103000"/>
+                <a:tint val="73000"/>
+              </a:schemeClr>
+            </a:gs>
+            <a:gs pos="100000">
+              <a:schemeClr val="phClr">
+                <a:lumMod val="105000"/>
+                <a:satMod val="109000"/>
+                <a:tint val="81000"/>
+              </a:schemeClr>
+            </a:gs>
+          </a:gsLst>
+          <a:lin ang="5400000" scaled="0"/>
+        </a:gradFill>
+        <a:gradFill rotWithShape="1">
+          <a:gsLst>
+            <a:gs pos="0">
+              <a:schemeClr val="phClr">
+                <a:satMod val="103000"/>
+                <a:lumMod val="102000"/>
+                <a:tint val="94000"/>
+              </a:schemeClr>
+            </a:gs>
+            <a:gs pos="50000">
+              <a:schemeClr val="phClr">
+                <a:satMod val="110000"/>
+                <a:lumMod val="100000"/>
+                <a:shade val="100000"/>
+              </a:schemeClr>
+            </a:gs>
+            <a:gs pos="100000">
+              <a:schemeClr val="phClr">
+                <a:lumMod val="99000"/>
+                <a:satMod val="120000"/>
+                <a:shade val="78000"/>
+              </a:schemeClr>
+            </a:gs>
+          </a:gsLst>
+          <a:lin ang="5400000" scaled="0"/>
+        </a:gradFill>
+      </a:fillStyleLst>
+      <a:lnStyleLst>
+        <a:ln w="6350" cap="flat" cmpd="sng" algn="ctr">
+          <a:solidFill>
+            <a:schemeClr val="phClr"/>
+          </a:solidFill>
+          <a:prstDash val="solid"/>
+          <a:miter lim="800000"/>
+        </a:ln>
+        <a:ln w="12700" cap="flat" cmpd="sng" algn="ctr">
+          <a:solidFill>
+            <a:schemeClr val="phClr"/>
+          </a:solidFill>
+          <a:prstDash val="solid"/>
+          <a:miter lim="800000"/>
+        </a:ln>
+        <a:ln w="19050" cap="flat" cmpd="sng" algn="ctr">
+          <a:solidFill>
+            <a:schemeClr val="phClr"/>
+          </a:solidFill>
+          <a:prstDash val="solid"/>
+          <a:miter lim="800000"/>
+        </a:ln>
+      </a:lnStyleLst>
+      <a:effectStyleLst>
+        <a:effectStyle>
+          <a:effectLst/>
+        </a:effectStyle>
+        <a:effectStyle>
+          <a:effectLst/>
+        </a:effectStyle>
+        <a:effectStyle>
+          <a:effectLst>
+            <a:outerShdw blurRad="57150" dist="19050" dir="5400000" algn="ctr" rotWithShape="0">
+              <a:srgbClr val="000000">
+                <a:alpha val="63000"/>
+              </a:srgbClr>
+            </a:outerShdw>
+          </a:effectLst>
+        </a:effectStyle>
+      </a:effectStyleLst>
+      <a:bgFillStyleLst>
+        <a:solidFill>
+          <a:schemeClr val="phClr"/>
+        </a:solidFill>
+        <a:solidFill>
+          <a:schemeClr val="phClr">
+            <a:tint val="95000"/>
+            <a:satMod val="170000"/>
+          </a:schemeClr>
+        </a:solidFill>
+        <a:gradFill rotWithShape="1">
+          <a:gsLst>
+            <a:gs pos="0">
+              <a:schemeClr val="phClr">
+                <a:tint val="93000"/>
+                <a:satMod val="150000"/>
+                <a:shade val="98000"/>
+                <a:lumMod val="102000"/>
+              </a:schemeClr>
+            </a:gs>
+            <a:gs pos="50000">
+              <a:schemeClr val="phClr">
+                <a:tint val="98000"/>
+                <a:satMod val="130000"/>
+                <a:shade val="90000"/>
+                <a:lumMod val="103000"/>
+              </a:schemeClr>
+            </a:gs>
+            <a:gs pos="100000">
+              <a:schemeClr val="phClr">
+                <a:shade val="63000"/>
+                <a:satMod val="120000"/>
+              </a:schemeClr>
+            </a:gs>
+          </a:gsLst>
+          <a:lin ang="5400000" scaled="0"/>
+        </a:gradFill>
+      </a:bgFillStyleLst>
+    </a:fmtScheme>
+  </a:themeElements>
+  <a:objectDefaults/>
+  <a:extraClrSchemeLst/>
+  <a:extLst>
+    <a:ext uri="{05A4C25C-085E-4340-85A3-A5531E510DB2}">
+      <thm15:themeFamily xmlns:thm15="http://schemas.microsoft.com/office/thememl/2012/main" name="Office Theme" id="{62F939B6-93AF-4DB8-9C6B-D6C7DFDC589F}" vid="{4A3C46E8-61CC-4603-A589-7422A47A8E4A}"/>
+    </a:ext>
+  </a:extLst>
+</a:theme>
 </file>